--- a/lessons/3-3/downloads/reveal/teacher/3.3-session-1-prerequisite-practice-a.docx
+++ b/lessons/3-3/downloads/reveal/teacher/3.3-session-1-prerequisite-practice-a.docx
@@ -15,10 +15,28 @@
         <w:rPr>
           <w:rFonts w:ascii="Avenir Next" w:hAnsi="Avenir Next" w:cs="Avenir Next" w:eastAsia="Avenir Next"/>
           <w:color w:val="1A1A1A"/>
+          <w:sz w:val="22"/>
+          <w:szCs w:val="20"/>
+        </w:rPr>
+        <w:t xml:space="preserve">Name</w:t>
+      </w:r>
+      <w:r>
+        <w:rPr>
+          <w:rFonts w:ascii="Avenir Next" w:hAnsi="Avenir Next" w:cs="Avenir Next" w:eastAsia="Avenir Next"/>
+          <w:color w:val="1A1A1A"/>
           <w:sz w:val="20"/>
           <w:szCs w:val="20"/>
         </w:rPr>
-        <w:t xml:space="preserve">Name</w:t>
+        <w:tab/>
+      </w:r>
+      <w:r>
+        <w:rPr>
+          <w:rFonts w:ascii="Avenir Next" w:hAnsi="Avenir Next" w:cs="Avenir Next" w:eastAsia="Avenir Next"/>
+          <w:color w:val="1A1A1A"/>
+          <w:sz w:val="22"/>
+          <w:szCs w:val="20"/>
+        </w:rPr>
+        <w:t xml:space="preserve">   Date</w:t>
       </w:r>
       <w:r>
         <w:rPr>
@@ -33,25 +51,7 @@
         <w:rPr>
           <w:rFonts w:ascii="Avenir Next" w:hAnsi="Avenir Next" w:cs="Avenir Next" w:eastAsia="Avenir Next"/>
           <w:color w:val="1A1A1A"/>
-          <w:sz w:val="20"/>
-          <w:szCs w:val="20"/>
-        </w:rPr>
-        <w:t xml:space="preserve">   Date</w:t>
-      </w:r>
-      <w:r>
-        <w:rPr>
-          <w:rFonts w:ascii="Avenir Next" w:hAnsi="Avenir Next" w:cs="Avenir Next" w:eastAsia="Avenir Next"/>
-          <w:color w:val="1A1A1A"/>
-          <w:sz w:val="20"/>
-          <w:szCs w:val="20"/>
-        </w:rPr>
-        <w:tab/>
-      </w:r>
-      <w:r>
-        <w:rPr>
-          <w:rFonts w:ascii="Avenir Next" w:hAnsi="Avenir Next" w:cs="Avenir Next" w:eastAsia="Avenir Next"/>
-          <w:color w:val="1A1A1A"/>
-          <w:sz w:val="20"/>
+          <w:sz w:val="22"/>
           <w:szCs w:val="20"/>
         </w:rPr>
         <w:t xml:space="preserve">   Period</w:t>
@@ -78,7 +78,7 @@
           <w:caps/>
           <w:color w:val="003A70"/>
           <w:spacing w:val="12"/>
-          <w:sz w:val="19"/>
+          <w:sz w:val="22"/>
           <w:szCs w:val="19"/>
         </w:rPr>
         <w:t xml:space="preserve">Lesson 3-3  ·  Session 1  ·  Prerequisite Practice A  ·  Skill 1 of 2</w:t>
@@ -86,6 +86,7 @@
     </w:p>
     <w:p>
       <w:pPr>
+        <w:pStyle w:val="Heading1"/>
         <w:keepNext/>
         <w:spacing w:before="0" w:after="10" w:line="240" w:lineRule="auto"/>
       </w:pPr>
@@ -111,7 +112,7 @@
         <w:rPr>
           <w:rFonts w:ascii="Avenir Next" w:hAnsi="Avenir Next" w:cs="Avenir Next" w:eastAsia="Avenir Next"/>
           <w:color w:val="5A5F66"/>
-          <w:sz w:val="17"/>
+          <w:sz w:val="22"/>
           <w:szCs w:val="17"/>
         </w:rPr>
         <w:t xml:space="preserve">Builds on Grade 3 · 3.OA.A.4</w:t>
@@ -154,6 +155,7 @@
           </w:tcPr>
           <w:p>
             <w:pPr>
+              <w:pStyle w:val="Heading2"/>
               <w:spacing w:before="0" w:after="0" w:line="252" w:lineRule="auto"/>
             </w:pPr>
             <w:r>
@@ -183,7 +185,7 @@
               <w:rPr>
                 <w:rFonts w:ascii="Avenir Next" w:hAnsi="Avenir Next" w:cs="Avenir Next" w:eastAsia="Avenir Next"/>
                 <w:color w:val="1A1A1A"/>
-                <w:sz w:val="20"/>
+                <w:sz w:val="22"/>
                 <w:szCs w:val="20"/>
               </w:rPr>
               <w:t xml:space="preserve">You will find missing numbers in ratio tables, like 4 × </w:t>
@@ -202,7 +204,7 @@
               <w:rPr>
                 <w:rFonts w:ascii="Avenir Next" w:hAnsi="Avenir Next" w:cs="Avenir Next" w:eastAsia="Avenir Next"/>
                 <w:color w:val="1A1A1A"/>
-                <w:sz w:val="20"/>
+                <w:sz w:val="22"/>
                 <w:szCs w:val="20"/>
               </w:rPr>
               <w:t xml:space="preserve"> = 20.</w:t>
@@ -222,6 +224,7 @@
           </w:tcPr>
           <w:p>
             <w:pPr>
+              <w:pStyle w:val="Heading2"/>
               <w:spacing w:before="0" w:after="0" w:line="252" w:lineRule="auto"/>
             </w:pPr>
             <w:r>
@@ -251,7 +254,7 @@
               <w:rPr>
                 <w:rFonts w:ascii="Avenir Next" w:hAnsi="Avenir Next" w:cs="Avenir Next" w:eastAsia="Avenir Next"/>
                 <w:color w:val="1A1A1A"/>
-                <w:sz w:val="20"/>
+                <w:sz w:val="22"/>
                 <w:szCs w:val="20"/>
               </w:rPr>
               <w:t xml:space="preserve">Find a missing factor, like 5 × </w:t>
@@ -270,7 +273,7 @@
               <w:rPr>
                 <w:rFonts w:ascii="Avenir Next" w:hAnsi="Avenir Next" w:cs="Avenir Next" w:eastAsia="Avenir Next"/>
                 <w:color w:val="1A1A1A"/>
-                <w:sz w:val="20"/>
+                <w:sz w:val="22"/>
                 <w:szCs w:val="20"/>
               </w:rPr>
               <w:t xml:space="preserve"> = 40.  </w:t>
@@ -280,7 +283,7 @@
                 <w:rFonts w:ascii="Avenir Next" w:hAnsi="Avenir Next" w:cs="Avenir Next" w:eastAsia="Avenir Next"/>
                 <w:b/>
                 <w:color w:val="1A1A1A"/>
-                <w:sz w:val="20"/>
+                <w:sz w:val="22"/>
                 <w:szCs w:val="20"/>
               </w:rPr>
               <w:t xml:space="preserve">You will use it in Practice Form A, problems 1 and 3.</w:t>
@@ -291,6 +294,7 @@
     </w:tbl>
     <w:p>
       <w:pPr>
+        <w:pStyle w:val="Heading2"/>
         <w:keepNext/>
         <w:pBdr>
           <w:bottom w:val="single" w:sz="8" w:space="3" w:color="003A70"/>
@@ -306,7 +310,7 @@
           <w:b/>
           <w:color w:val="003A70"/>
           <w:spacing w:val="14"/>
-          <w:sz w:val="19"/>
+          <w:sz w:val="22"/>
           <w:szCs w:val="19"/>
         </w:rPr>
         <w:t xml:space="preserve">STEPS TO FOLLOW</w:t>
@@ -325,7 +329,7 @@
           <w:rFonts w:ascii="Avenir Next" w:hAnsi="Avenir Next" w:cs="Avenir Next" w:eastAsia="Avenir Next"/>
           <w:i/>
           <w:color w:val="5A5F66"/>
-          <w:sz w:val="17"/>
+          <w:sz w:val="22"/>
           <w:szCs w:val="17"/>
         </w:rPr>
         <w:t xml:space="preserve">use these same steps on every problem</w:t>
@@ -367,6 +371,7 @@
           </w:tcPr>
           <w:p>
             <w:pPr>
+              <w:pStyle w:val="Heading1"/>
               <w:spacing w:before="0" w:after="0" w:line="240" w:lineRule="auto"/>
               <w:jc w:val="center"/>
             </w:pPr>
@@ -395,7 +400,7 @@
               <w:rPr>
                 <w:rFonts w:ascii="Avenir Next" w:hAnsi="Avenir Next" w:cs="Avenir Next" w:eastAsia="Avenir Next"/>
                 <w:color w:val="1A1A1A"/>
-                <w:sz w:val="21"/>
+                <w:sz w:val="22"/>
                 <w:szCs w:val="21"/>
               </w:rPr>
               <w:t xml:space="preserve">Find the </w:t>
@@ -405,7 +410,7 @@
                 <w:rFonts w:ascii="Avenir Next" w:hAnsi="Avenir Next" w:cs="Avenir Next" w:eastAsia="Avenir Next"/>
                 <w:b/>
                 <w:color w:val="1A1A1A"/>
-                <w:sz w:val="21"/>
+                <w:sz w:val="22"/>
                 <w:szCs w:val="21"/>
               </w:rPr>
               <w:t xml:space="preserve">product</w:t>
@@ -414,7 +419,7 @@
               <w:rPr>
                 <w:rFonts w:ascii="Avenir Next" w:hAnsi="Avenir Next" w:cs="Avenir Next" w:eastAsia="Avenir Next"/>
                 <w:color w:val="1A1A1A"/>
-                <w:sz w:val="21"/>
+                <w:sz w:val="22"/>
                 <w:szCs w:val="21"/>
               </w:rPr>
               <w:t xml:space="preserve">. It is the number after the = sign.</w:t>
@@ -433,6 +438,7 @@
           </w:tcPr>
           <w:p>
             <w:pPr>
+              <w:pStyle w:val="Heading1"/>
               <w:spacing w:before="0" w:after="0" w:line="240" w:lineRule="auto"/>
               <w:jc w:val="center"/>
             </w:pPr>
@@ -462,7 +468,7 @@
                 <w:rFonts w:ascii="Avenir Next" w:hAnsi="Avenir Next" w:cs="Avenir Next" w:eastAsia="Avenir Next"/>
                 <w:b/>
                 <w:color w:val="1A1A1A"/>
-                <w:sz w:val="21"/>
+                <w:sz w:val="22"/>
                 <w:szCs w:val="21"/>
               </w:rPr>
               <w:t xml:space="preserve">Divide</w:t>
@@ -471,7 +477,7 @@
               <w:rPr>
                 <w:rFonts w:ascii="Avenir Next" w:hAnsi="Avenir Next" w:cs="Avenir Next" w:eastAsia="Avenir Next"/>
                 <w:color w:val="1A1A1A"/>
-                <w:sz w:val="21"/>
+                <w:sz w:val="22"/>
                 <w:szCs w:val="21"/>
               </w:rPr>
               <w:t xml:space="preserve"> the product by the factor you know.</w:t>
@@ -490,6 +496,7 @@
           </w:tcPr>
           <w:p>
             <w:pPr>
+              <w:pStyle w:val="Heading1"/>
               <w:spacing w:before="0" w:after="0" w:line="240" w:lineRule="auto"/>
               <w:jc w:val="center"/>
             </w:pPr>
@@ -519,7 +526,7 @@
                 <w:rFonts w:ascii="Avenir Next" w:hAnsi="Avenir Next" w:cs="Avenir Next" w:eastAsia="Avenir Next"/>
                 <w:b/>
                 <w:color w:val="1A1A1A"/>
-                <w:sz w:val="21"/>
+                <w:sz w:val="22"/>
                 <w:szCs w:val="21"/>
               </w:rPr>
               <w:t xml:space="preserve">Check</w:t>
@@ -528,7 +535,7 @@
               <w:rPr>
                 <w:rFonts w:ascii="Avenir Next" w:hAnsi="Avenir Next" w:cs="Avenir Next" w:eastAsia="Avenir Next"/>
                 <w:color w:val="1A1A1A"/>
-                <w:sz w:val="21"/>
+                <w:sz w:val="22"/>
                 <w:szCs w:val="21"/>
               </w:rPr>
               <w:t xml:space="preserve">: multiply the two factors.</w:t>
@@ -539,6 +546,7 @@
     </w:tbl>
     <w:p>
       <w:pPr>
+        <w:pStyle w:val="Heading2"/>
         <w:keepNext/>
         <w:pBdr>
           <w:bottom w:val="single" w:sz="8" w:space="3" w:color="003A70"/>
@@ -554,7 +562,7 @@
           <w:b/>
           <w:color w:val="003A70"/>
           <w:spacing w:val="14"/>
-          <w:sz w:val="19"/>
+          <w:sz w:val="22"/>
           <w:szCs w:val="19"/>
         </w:rPr>
         <w:t xml:space="preserve">WATCH ME</w:t>
@@ -573,7 +581,7 @@
           <w:rFonts w:ascii="Avenir Next" w:hAnsi="Avenir Next" w:cs="Avenir Next" w:eastAsia="Avenir Next"/>
           <w:i/>
           <w:color w:val="5A5F66"/>
-          <w:sz w:val="17"/>
+          <w:sz w:val="22"/>
           <w:szCs w:val="17"/>
         </w:rPr>
         <w:t xml:space="preserve">the steps in action</w:t>
@@ -588,17 +596,17 @@
           <w:rFonts w:ascii="Avenir Next" w:hAnsi="Avenir Next" w:cs="Avenir Next" w:eastAsia="Avenir Next"/>
           <w:b/>
           <w:color w:val="1A1A1A"/>
+          <w:sz w:val="22"/>
+          <w:szCs w:val="21"/>
+        </w:rPr>
+        <w:t xml:space="preserve">Find the missing factor: </w:t>
+      </w:r>
+      <w:r>
+        <w:rPr>
+          <w:rFonts w:ascii="Avenir Next" w:hAnsi="Avenir Next" w:cs="Avenir Next" w:eastAsia="Avenir Next"/>
+          <w:color w:val="1A1A1A"/>
           <w:sz w:val="21"/>
           <w:szCs w:val="21"/>
-        </w:rPr>
-        <w:t xml:space="preserve">Find the missing factor: </w:t>
-      </w:r>
-      <w:r>
-        <w:rPr>
-          <w:rFonts w:ascii="Avenir Next" w:hAnsi="Avenir Next" w:cs="Avenir Next" w:eastAsia="Avenir Next"/>
-          <w:color w:val="1A1A1A"/>
-          <w:sz w:val="21"/>
-          <w:szCs w:val="21"/>
           <w:u w:val="single"/>
         </w:rPr>
         <w:t xml:space="preserve">      </w:t>
@@ -608,7 +616,7 @@
           <w:rFonts w:ascii="Avenir Next" w:hAnsi="Avenir Next" w:cs="Avenir Next" w:eastAsia="Avenir Next"/>
           <w:b/>
           <w:color w:val="1A1A1A"/>
-          <w:sz w:val="21"/>
+          <w:sz w:val="22"/>
           <w:szCs w:val="21"/>
         </w:rPr>
         <w:t xml:space="preserve"> × 6 = 42.</w:t>
@@ -627,25 +635,25 @@
           <w:rFonts w:ascii="Avenir Next" w:hAnsi="Avenir Next" w:cs="Avenir Next" w:eastAsia="Avenir Next"/>
           <w:b/>
           <w:color w:val="003A70"/>
+          <w:sz w:val="22"/>
+          <w:szCs w:val="19"/>
+        </w:rPr>
+        <w:t xml:space="preserve">Step 1</w:t>
+      </w:r>
+      <w:r>
+        <w:rPr>
+          <w:rFonts w:ascii="Avenir Next" w:hAnsi="Avenir Next" w:cs="Avenir Next" w:eastAsia="Avenir Next"/>
+          <w:color w:val="1A1A1A"/>
           <w:sz w:val="19"/>
           <w:szCs w:val="19"/>
         </w:rPr>
-        <w:t xml:space="preserve">Step 1</w:t>
-      </w:r>
-      <w:r>
-        <w:rPr>
-          <w:rFonts w:ascii="Avenir Next" w:hAnsi="Avenir Next" w:cs="Avenir Next" w:eastAsia="Avenir Next"/>
-          <w:color w:val="1A1A1A"/>
-          <w:sz w:val="19"/>
-          <w:szCs w:val="19"/>
-        </w:rPr>
         <w:tab/>
       </w:r>
       <w:r>
         <w:rPr>
           <w:rFonts w:ascii="Avenir Next" w:hAnsi="Avenir Next" w:cs="Avenir Next" w:eastAsia="Avenir Next"/>
           <w:color w:val="1A1A1A"/>
-          <w:sz w:val="21"/>
+          <w:sz w:val="22"/>
           <w:szCs w:val="21"/>
         </w:rPr>
         <w:t xml:space="preserve">The product is 42.</w:t>
@@ -664,25 +672,25 @@
           <w:rFonts w:ascii="Avenir Next" w:hAnsi="Avenir Next" w:cs="Avenir Next" w:eastAsia="Avenir Next"/>
           <w:b/>
           <w:color w:val="003A70"/>
+          <w:sz w:val="22"/>
+          <w:szCs w:val="19"/>
+        </w:rPr>
+        <w:t xml:space="preserve">Step 2</w:t>
+      </w:r>
+      <w:r>
+        <w:rPr>
+          <w:rFonts w:ascii="Avenir Next" w:hAnsi="Avenir Next" w:cs="Avenir Next" w:eastAsia="Avenir Next"/>
+          <w:color w:val="1A1A1A"/>
           <w:sz w:val="19"/>
           <w:szCs w:val="19"/>
         </w:rPr>
-        <w:t xml:space="preserve">Step 2</w:t>
-      </w:r>
-      <w:r>
-        <w:rPr>
-          <w:rFonts w:ascii="Avenir Next" w:hAnsi="Avenir Next" w:cs="Avenir Next" w:eastAsia="Avenir Next"/>
-          <w:color w:val="1A1A1A"/>
-          <w:sz w:val="19"/>
-          <w:szCs w:val="19"/>
-        </w:rPr>
         <w:tab/>
       </w:r>
       <w:r>
         <w:rPr>
           <w:rFonts w:ascii="Avenir Next" w:hAnsi="Avenir Next" w:cs="Avenir Next" w:eastAsia="Avenir Next"/>
           <w:color w:val="1A1A1A"/>
-          <w:sz w:val="21"/>
+          <w:sz w:val="22"/>
           <w:szCs w:val="21"/>
         </w:rPr>
         <w:t xml:space="preserve">Divide: 42 ÷ 6 = 7.</w:t>
@@ -701,25 +709,25 @@
           <w:rFonts w:ascii="Avenir Next" w:hAnsi="Avenir Next" w:cs="Avenir Next" w:eastAsia="Avenir Next"/>
           <w:b/>
           <w:color w:val="003A70"/>
+          <w:sz w:val="22"/>
+          <w:szCs w:val="19"/>
+        </w:rPr>
+        <w:t xml:space="preserve">Step 3</w:t>
+      </w:r>
+      <w:r>
+        <w:rPr>
+          <w:rFonts w:ascii="Avenir Next" w:hAnsi="Avenir Next" w:cs="Avenir Next" w:eastAsia="Avenir Next"/>
+          <w:color w:val="1A1A1A"/>
           <w:sz w:val="19"/>
           <w:szCs w:val="19"/>
         </w:rPr>
-        <w:t xml:space="preserve">Step 3</w:t>
-      </w:r>
-      <w:r>
-        <w:rPr>
-          <w:rFonts w:ascii="Avenir Next" w:hAnsi="Avenir Next" w:cs="Avenir Next" w:eastAsia="Avenir Next"/>
-          <w:color w:val="1A1A1A"/>
-          <w:sz w:val="19"/>
-          <w:szCs w:val="19"/>
-        </w:rPr>
         <w:tab/>
       </w:r>
       <w:r>
         <w:rPr>
           <w:rFonts w:ascii="Avenir Next" w:hAnsi="Avenir Next" w:cs="Avenir Next" w:eastAsia="Avenir Next"/>
           <w:color w:val="1A1A1A"/>
-          <w:sz w:val="21"/>
+          <w:sz w:val="22"/>
           <w:szCs w:val="21"/>
         </w:rPr>
         <w:t xml:space="preserve">Check: 7 × 6 = 42. It works.</w:t>
@@ -738,18 +746,18 @@
           <w:rFonts w:ascii="Avenir Next" w:hAnsi="Avenir Next" w:cs="Avenir Next" w:eastAsia="Avenir Next"/>
           <w:b/>
           <w:color w:val="1A1A1A"/>
+          <w:sz w:val="22"/>
+          <w:szCs w:val="21"/>
+        </w:rPr>
+        <w:t xml:space="preserve">Answer</w:t>
+      </w:r>
+      <w:r>
+        <w:rPr>
+          <w:rFonts w:ascii="Avenir Next" w:hAnsi="Avenir Next" w:cs="Avenir Next" w:eastAsia="Avenir Next"/>
+          <w:color w:val="1A1A1A"/>
           <w:sz w:val="21"/>
           <w:szCs w:val="21"/>
         </w:rPr>
-        <w:t xml:space="preserve">Answer</w:t>
-      </w:r>
-      <w:r>
-        <w:rPr>
-          <w:rFonts w:ascii="Avenir Next" w:hAnsi="Avenir Next" w:cs="Avenir Next" w:eastAsia="Avenir Next"/>
-          <w:color w:val="1A1A1A"/>
-          <w:sz w:val="21"/>
-          <w:szCs w:val="21"/>
-        </w:rPr>
         <w:tab/>
       </w:r>
       <w:r>
@@ -757,7 +765,7 @@
           <w:rFonts w:ascii="Avenir Next" w:hAnsi="Avenir Next" w:cs="Avenir Next" w:eastAsia="Avenir Next"/>
           <w:b/>
           <w:color w:val="1A1A1A"/>
-          <w:sz w:val="21"/>
+          <w:sz w:val="22"/>
           <w:szCs w:val="21"/>
         </w:rPr>
         <w:t xml:space="preserve">7</w:t>
@@ -765,6 +773,7 @@
     </w:p>
     <w:p>
       <w:pPr>
+        <w:pStyle w:val="Heading2"/>
         <w:keepNext/>
         <w:pBdr>
           <w:bottom w:val="single" w:sz="8" w:space="3" w:color="003A70"/>
@@ -780,7 +789,7 @@
           <w:b/>
           <w:color w:val="003A70"/>
           <w:spacing w:val="14"/>
-          <w:sz w:val="19"/>
+          <w:sz w:val="22"/>
           <w:szCs w:val="19"/>
         </w:rPr>
         <w:t xml:space="preserve">TRY IT WITH HELP</w:t>
@@ -799,7 +808,7 @@
           <w:rFonts w:ascii="Avenir Next" w:hAnsi="Avenir Next" w:cs="Avenir Next" w:eastAsia="Avenir Next"/>
           <w:i/>
           <w:color w:val="5A5F66"/>
-          <w:sz w:val="17"/>
+          <w:sz w:val="22"/>
           <w:szCs w:val="17"/>
         </w:rPr>
         <w:t xml:space="preserve">fill in each step</w:t>
@@ -876,35 +885,35 @@
           <w:rFonts w:ascii="Avenir Next" w:hAnsi="Avenir Next" w:cs="Avenir Next" w:eastAsia="Avenir Next"/>
           <w:b/>
           <w:color w:val="003A70"/>
+          <w:sz w:val="22"/>
+          <w:szCs w:val="18"/>
+        </w:rPr>
+        <w:t xml:space="preserve">Step 1</w:t>
+      </w:r>
+      <w:r>
+        <w:rPr>
+          <w:rFonts w:ascii="Avenir Next" w:hAnsi="Avenir Next" w:cs="Avenir Next" w:eastAsia="Avenir Next"/>
+          <w:color w:val="1A1A1A"/>
           <w:sz w:val="18"/>
           <w:szCs w:val="18"/>
         </w:rPr>
-        <w:t xml:space="preserve">Step 1</w:t>
-      </w:r>
-      <w:r>
-        <w:rPr>
-          <w:rFonts w:ascii="Avenir Next" w:hAnsi="Avenir Next" w:cs="Avenir Next" w:eastAsia="Avenir Next"/>
-          <w:color w:val="1A1A1A"/>
-          <w:sz w:val="18"/>
-          <w:szCs w:val="18"/>
-        </w:rPr>
         <w:tab/>
       </w:r>
       <w:r>
         <w:rPr>
           <w:rFonts w:ascii="Avenir Next" w:hAnsi="Avenir Next" w:cs="Avenir Next" w:eastAsia="Avenir Next"/>
           <w:color w:val="1A1A1A"/>
+          <w:sz w:val="22"/>
+          <w:szCs w:val="21"/>
+        </w:rPr>
+        <w:t xml:space="preserve">The product is </w:t>
+      </w:r>
+      <w:r>
+        <w:rPr>
+          <w:rFonts w:ascii="Avenir Next" w:hAnsi="Avenir Next" w:cs="Avenir Next" w:eastAsia="Avenir Next"/>
+          <w:color w:val="1A1A1A"/>
           <w:sz w:val="21"/>
           <w:szCs w:val="21"/>
-        </w:rPr>
-        <w:t xml:space="preserve">The product is </w:t>
-      </w:r>
-      <w:r>
-        <w:rPr>
-          <w:rFonts w:ascii="Avenir Next" w:hAnsi="Avenir Next" w:cs="Avenir Next" w:eastAsia="Avenir Next"/>
-          <w:color w:val="1A1A1A"/>
-          <w:sz w:val="21"/>
-          <w:szCs w:val="21"/>
           <w:u w:val="single"/>
         </w:rPr>
         <w:t xml:space="preserve">                </w:t>
@@ -913,7 +922,7 @@
         <w:rPr>
           <w:rFonts w:ascii="Avenir Next" w:hAnsi="Avenir Next" w:cs="Avenir Next" w:eastAsia="Avenir Next"/>
           <w:color w:val="1A1A1A"/>
-          <w:sz w:val="21"/>
+          <w:sz w:val="22"/>
           <w:szCs w:val="21"/>
         </w:rPr>
         <w:t xml:space="preserve">.</w:t>
@@ -933,35 +942,35 @@
           <w:rFonts w:ascii="Avenir Next" w:hAnsi="Avenir Next" w:cs="Avenir Next" w:eastAsia="Avenir Next"/>
           <w:b/>
           <w:color w:val="003A70"/>
+          <w:sz w:val="22"/>
+          <w:szCs w:val="18"/>
+        </w:rPr>
+        <w:t xml:space="preserve">Step 2</w:t>
+      </w:r>
+      <w:r>
+        <w:rPr>
+          <w:rFonts w:ascii="Avenir Next" w:hAnsi="Avenir Next" w:cs="Avenir Next" w:eastAsia="Avenir Next"/>
+          <w:color w:val="1A1A1A"/>
           <w:sz w:val="18"/>
           <w:szCs w:val="18"/>
         </w:rPr>
-        <w:t xml:space="preserve">Step 2</w:t>
-      </w:r>
-      <w:r>
-        <w:rPr>
-          <w:rFonts w:ascii="Avenir Next" w:hAnsi="Avenir Next" w:cs="Avenir Next" w:eastAsia="Avenir Next"/>
-          <w:color w:val="1A1A1A"/>
-          <w:sz w:val="18"/>
-          <w:szCs w:val="18"/>
-        </w:rPr>
         <w:tab/>
       </w:r>
       <w:r>
         <w:rPr>
           <w:rFonts w:ascii="Avenir Next" w:hAnsi="Avenir Next" w:cs="Avenir Next" w:eastAsia="Avenir Next"/>
           <w:color w:val="1A1A1A"/>
+          <w:sz w:val="22"/>
+          <w:szCs w:val="21"/>
+        </w:rPr>
+        <w:t xml:space="preserve">Divide: 35 ÷ 5 = </w:t>
+      </w:r>
+      <w:r>
+        <w:rPr>
+          <w:rFonts w:ascii="Avenir Next" w:hAnsi="Avenir Next" w:cs="Avenir Next" w:eastAsia="Avenir Next"/>
+          <w:color w:val="1A1A1A"/>
           <w:sz w:val="21"/>
           <w:szCs w:val="21"/>
-        </w:rPr>
-        <w:t xml:space="preserve">Divide: 35 ÷ 5 = </w:t>
-      </w:r>
-      <w:r>
-        <w:rPr>
-          <w:rFonts w:ascii="Avenir Next" w:hAnsi="Avenir Next" w:cs="Avenir Next" w:eastAsia="Avenir Next"/>
-          <w:color w:val="1A1A1A"/>
-          <w:sz w:val="21"/>
-          <w:szCs w:val="21"/>
           <w:u w:val="single"/>
         </w:rPr>
         <w:t xml:space="preserve">                </w:t>
@@ -970,7 +979,7 @@
         <w:rPr>
           <w:rFonts w:ascii="Avenir Next" w:hAnsi="Avenir Next" w:cs="Avenir Next" w:eastAsia="Avenir Next"/>
           <w:color w:val="1A1A1A"/>
-          <w:sz w:val="21"/>
+          <w:sz w:val="22"/>
           <w:szCs w:val="21"/>
         </w:rPr>
         <w:t xml:space="preserve">.</w:t>
@@ -990,35 +999,35 @@
           <w:rFonts w:ascii="Avenir Next" w:hAnsi="Avenir Next" w:cs="Avenir Next" w:eastAsia="Avenir Next"/>
           <w:b/>
           <w:color w:val="003A70"/>
+          <w:sz w:val="22"/>
+          <w:szCs w:val="18"/>
+        </w:rPr>
+        <w:t xml:space="preserve">Step 3</w:t>
+      </w:r>
+      <w:r>
+        <w:rPr>
+          <w:rFonts w:ascii="Avenir Next" w:hAnsi="Avenir Next" w:cs="Avenir Next" w:eastAsia="Avenir Next"/>
+          <w:color w:val="1A1A1A"/>
           <w:sz w:val="18"/>
           <w:szCs w:val="18"/>
         </w:rPr>
-        <w:t xml:space="preserve">Step 3</w:t>
-      </w:r>
-      <w:r>
-        <w:rPr>
-          <w:rFonts w:ascii="Avenir Next" w:hAnsi="Avenir Next" w:cs="Avenir Next" w:eastAsia="Avenir Next"/>
-          <w:color w:val="1A1A1A"/>
-          <w:sz w:val="18"/>
-          <w:szCs w:val="18"/>
-        </w:rPr>
         <w:tab/>
       </w:r>
       <w:r>
         <w:rPr>
           <w:rFonts w:ascii="Avenir Next" w:hAnsi="Avenir Next" w:cs="Avenir Next" w:eastAsia="Avenir Next"/>
           <w:color w:val="1A1A1A"/>
+          <w:sz w:val="22"/>
+          <w:szCs w:val="21"/>
+        </w:rPr>
+        <w:t xml:space="preserve">Check: 5 × </w:t>
+      </w:r>
+      <w:r>
+        <w:rPr>
+          <w:rFonts w:ascii="Avenir Next" w:hAnsi="Avenir Next" w:cs="Avenir Next" w:eastAsia="Avenir Next"/>
+          <w:color w:val="1A1A1A"/>
           <w:sz w:val="21"/>
           <w:szCs w:val="21"/>
-        </w:rPr>
-        <w:t xml:space="preserve">Check: 5 × </w:t>
-      </w:r>
-      <w:r>
-        <w:rPr>
-          <w:rFonts w:ascii="Avenir Next" w:hAnsi="Avenir Next" w:cs="Avenir Next" w:eastAsia="Avenir Next"/>
-          <w:color w:val="1A1A1A"/>
-          <w:sz w:val="21"/>
-          <w:szCs w:val="21"/>
           <w:u w:val="single"/>
         </w:rPr>
         <w:t xml:space="preserve">                </w:t>
@@ -1027,7 +1036,7 @@
         <w:rPr>
           <w:rFonts w:ascii="Avenir Next" w:hAnsi="Avenir Next" w:cs="Avenir Next" w:eastAsia="Avenir Next"/>
           <w:color w:val="1A1A1A"/>
-          <w:sz w:val="21"/>
+          <w:sz w:val="22"/>
           <w:szCs w:val="21"/>
         </w:rPr>
         <w:t xml:space="preserve"> = 35.</w:t>
@@ -1109,35 +1118,35 @@
           <w:rFonts w:ascii="Avenir Next" w:hAnsi="Avenir Next" w:cs="Avenir Next" w:eastAsia="Avenir Next"/>
           <w:b/>
           <w:color w:val="003A70"/>
+          <w:sz w:val="22"/>
+          <w:szCs w:val="18"/>
+        </w:rPr>
+        <w:t xml:space="preserve">Step 1</w:t>
+      </w:r>
+      <w:r>
+        <w:rPr>
+          <w:rFonts w:ascii="Avenir Next" w:hAnsi="Avenir Next" w:cs="Avenir Next" w:eastAsia="Avenir Next"/>
+          <w:color w:val="1A1A1A"/>
           <w:sz w:val="18"/>
           <w:szCs w:val="18"/>
         </w:rPr>
-        <w:t xml:space="preserve">Step 1</w:t>
-      </w:r>
-      <w:r>
-        <w:rPr>
-          <w:rFonts w:ascii="Avenir Next" w:hAnsi="Avenir Next" w:cs="Avenir Next" w:eastAsia="Avenir Next"/>
-          <w:color w:val="1A1A1A"/>
-          <w:sz w:val="18"/>
-          <w:szCs w:val="18"/>
-        </w:rPr>
         <w:tab/>
       </w:r>
       <w:r>
         <w:rPr>
           <w:rFonts w:ascii="Avenir Next" w:hAnsi="Avenir Next" w:cs="Avenir Next" w:eastAsia="Avenir Next"/>
           <w:color w:val="1A1A1A"/>
+          <w:sz w:val="22"/>
+          <w:szCs w:val="21"/>
+        </w:rPr>
+        <w:t xml:space="preserve">The product is </w:t>
+      </w:r>
+      <w:r>
+        <w:rPr>
+          <w:rFonts w:ascii="Avenir Next" w:hAnsi="Avenir Next" w:cs="Avenir Next" w:eastAsia="Avenir Next"/>
+          <w:color w:val="1A1A1A"/>
           <w:sz w:val="21"/>
           <w:szCs w:val="21"/>
-        </w:rPr>
-        <w:t xml:space="preserve">The product is </w:t>
-      </w:r>
-      <w:r>
-        <w:rPr>
-          <w:rFonts w:ascii="Avenir Next" w:hAnsi="Avenir Next" w:cs="Avenir Next" w:eastAsia="Avenir Next"/>
-          <w:color w:val="1A1A1A"/>
-          <w:sz w:val="21"/>
-          <w:szCs w:val="21"/>
           <w:u w:val="single"/>
         </w:rPr>
         <w:t xml:space="preserve">                </w:t>
@@ -1146,7 +1155,7 @@
         <w:rPr>
           <w:rFonts w:ascii="Avenir Next" w:hAnsi="Avenir Next" w:cs="Avenir Next" w:eastAsia="Avenir Next"/>
           <w:color w:val="1A1A1A"/>
-          <w:sz w:val="21"/>
+          <w:sz w:val="22"/>
           <w:szCs w:val="21"/>
         </w:rPr>
         <w:t xml:space="preserve">.</w:t>
@@ -1166,35 +1175,35 @@
           <w:rFonts w:ascii="Avenir Next" w:hAnsi="Avenir Next" w:cs="Avenir Next" w:eastAsia="Avenir Next"/>
           <w:b/>
           <w:color w:val="003A70"/>
+          <w:sz w:val="22"/>
+          <w:szCs w:val="18"/>
+        </w:rPr>
+        <w:t xml:space="preserve">Step 2</w:t>
+      </w:r>
+      <w:r>
+        <w:rPr>
+          <w:rFonts w:ascii="Avenir Next" w:hAnsi="Avenir Next" w:cs="Avenir Next" w:eastAsia="Avenir Next"/>
+          <w:color w:val="1A1A1A"/>
           <w:sz w:val="18"/>
           <w:szCs w:val="18"/>
         </w:rPr>
-        <w:t xml:space="preserve">Step 2</w:t>
-      </w:r>
-      <w:r>
-        <w:rPr>
-          <w:rFonts w:ascii="Avenir Next" w:hAnsi="Avenir Next" w:cs="Avenir Next" w:eastAsia="Avenir Next"/>
-          <w:color w:val="1A1A1A"/>
-          <w:sz w:val="18"/>
-          <w:szCs w:val="18"/>
-        </w:rPr>
         <w:tab/>
       </w:r>
       <w:r>
         <w:rPr>
           <w:rFonts w:ascii="Avenir Next" w:hAnsi="Avenir Next" w:cs="Avenir Next" w:eastAsia="Avenir Next"/>
           <w:color w:val="1A1A1A"/>
+          <w:sz w:val="22"/>
+          <w:szCs w:val="21"/>
+        </w:rPr>
+        <w:t xml:space="preserve">Divide: 36 ÷ 4 = </w:t>
+      </w:r>
+      <w:r>
+        <w:rPr>
+          <w:rFonts w:ascii="Avenir Next" w:hAnsi="Avenir Next" w:cs="Avenir Next" w:eastAsia="Avenir Next"/>
+          <w:color w:val="1A1A1A"/>
           <w:sz w:val="21"/>
           <w:szCs w:val="21"/>
-        </w:rPr>
-        <w:t xml:space="preserve">Divide: 36 ÷ 4 = </w:t>
-      </w:r>
-      <w:r>
-        <w:rPr>
-          <w:rFonts w:ascii="Avenir Next" w:hAnsi="Avenir Next" w:cs="Avenir Next" w:eastAsia="Avenir Next"/>
-          <w:color w:val="1A1A1A"/>
-          <w:sz w:val="21"/>
-          <w:szCs w:val="21"/>
           <w:u w:val="single"/>
         </w:rPr>
         <w:t xml:space="preserve">                </w:t>
@@ -1203,7 +1212,7 @@
         <w:rPr>
           <w:rFonts w:ascii="Avenir Next" w:hAnsi="Avenir Next" w:cs="Avenir Next" w:eastAsia="Avenir Next"/>
           <w:color w:val="1A1A1A"/>
-          <w:sz w:val="21"/>
+          <w:sz w:val="22"/>
           <w:szCs w:val="21"/>
         </w:rPr>
         <w:t xml:space="preserve">.</w:t>
@@ -1223,35 +1232,35 @@
           <w:rFonts w:ascii="Avenir Next" w:hAnsi="Avenir Next" w:cs="Avenir Next" w:eastAsia="Avenir Next"/>
           <w:b/>
           <w:color w:val="003A70"/>
+          <w:sz w:val="22"/>
+          <w:szCs w:val="18"/>
+        </w:rPr>
+        <w:t xml:space="preserve">Step 3</w:t>
+      </w:r>
+      <w:r>
+        <w:rPr>
+          <w:rFonts w:ascii="Avenir Next" w:hAnsi="Avenir Next" w:cs="Avenir Next" w:eastAsia="Avenir Next"/>
+          <w:color w:val="1A1A1A"/>
           <w:sz w:val="18"/>
           <w:szCs w:val="18"/>
         </w:rPr>
-        <w:t xml:space="preserve">Step 3</w:t>
-      </w:r>
-      <w:r>
-        <w:rPr>
-          <w:rFonts w:ascii="Avenir Next" w:hAnsi="Avenir Next" w:cs="Avenir Next" w:eastAsia="Avenir Next"/>
-          <w:color w:val="1A1A1A"/>
-          <w:sz w:val="18"/>
-          <w:szCs w:val="18"/>
-        </w:rPr>
         <w:tab/>
       </w:r>
       <w:r>
         <w:rPr>
           <w:rFonts w:ascii="Avenir Next" w:hAnsi="Avenir Next" w:cs="Avenir Next" w:eastAsia="Avenir Next"/>
           <w:color w:val="1A1A1A"/>
+          <w:sz w:val="22"/>
+          <w:szCs w:val="21"/>
+        </w:rPr>
+        <w:t xml:space="preserve">Check: </w:t>
+      </w:r>
+      <w:r>
+        <w:rPr>
+          <w:rFonts w:ascii="Avenir Next" w:hAnsi="Avenir Next" w:cs="Avenir Next" w:eastAsia="Avenir Next"/>
+          <w:color w:val="1A1A1A"/>
           <w:sz w:val="21"/>
           <w:szCs w:val="21"/>
-        </w:rPr>
-        <w:t xml:space="preserve">Check: </w:t>
-      </w:r>
-      <w:r>
-        <w:rPr>
-          <w:rFonts w:ascii="Avenir Next" w:hAnsi="Avenir Next" w:cs="Avenir Next" w:eastAsia="Avenir Next"/>
-          <w:color w:val="1A1A1A"/>
-          <w:sz w:val="21"/>
-          <w:szCs w:val="21"/>
           <w:u w:val="single"/>
         </w:rPr>
         <w:t xml:space="preserve">                </w:t>
@@ -1260,7 +1269,7 @@
         <w:rPr>
           <w:rFonts w:ascii="Avenir Next" w:hAnsi="Avenir Next" w:cs="Avenir Next" w:eastAsia="Avenir Next"/>
           <w:color w:val="1A1A1A"/>
-          <w:sz w:val="21"/>
+          <w:sz w:val="22"/>
           <w:szCs w:val="21"/>
         </w:rPr>
         <w:t xml:space="preserve"> × 4 = 36.</w:t>
@@ -1273,6 +1282,7 @@
     </w:p>
     <w:p>
       <w:pPr>
+        <w:pStyle w:val="Heading2"/>
         <w:keepNext/>
         <w:pBdr>
           <w:bottom w:val="single" w:sz="8" w:space="3" w:color="003A70"/>
@@ -1288,7 +1298,7 @@
           <w:b/>
           <w:color w:val="003A70"/>
           <w:spacing w:val="14"/>
-          <w:sz w:val="19"/>
+          <w:sz w:val="22"/>
           <w:szCs w:val="19"/>
         </w:rPr>
         <w:t xml:space="preserve">YOUR TURN</w:t>
@@ -1307,7 +1317,7 @@
           <w:rFonts w:ascii="Avenir Next" w:hAnsi="Avenir Next" w:cs="Avenir Next" w:eastAsia="Avenir Next"/>
           <w:i/>
           <w:color w:val="5A5F66"/>
-          <w:sz w:val="17"/>
+          <w:sz w:val="22"/>
           <w:szCs w:val="17"/>
         </w:rPr>
         <w:t xml:space="preserve">use the steps on your own</w:t>
@@ -1809,7 +1819,7 @@
           <w:caps/>
           <w:color w:val="003A70"/>
           <w:spacing w:val="12"/>
-          <w:sz w:val="19"/>
+          <w:sz w:val="22"/>
           <w:szCs w:val="19"/>
         </w:rPr>
         <w:t xml:space="preserve">Lesson 3-3  ·  Session 1  ·  Prerequisite Practice A  ·  Skill 2 of 2</w:t>
@@ -1817,6 +1827,7 @@
     </w:p>
     <w:p>
       <w:pPr>
+        <w:pStyle w:val="Heading1"/>
         <w:keepNext/>
         <w:spacing w:before="0" w:after="10" w:line="240" w:lineRule="auto"/>
       </w:pPr>
@@ -1842,7 +1853,7 @@
         <w:rPr>
           <w:rFonts w:ascii="Avenir Next" w:hAnsi="Avenir Next" w:cs="Avenir Next" w:eastAsia="Avenir Next"/>
           <w:color w:val="5A5F66"/>
-          <w:sz w:val="17"/>
+          <w:sz w:val="22"/>
           <w:szCs w:val="17"/>
         </w:rPr>
         <w:t xml:space="preserve">Builds on Grade 5 · 5.NBT.B.7</w:t>
@@ -1885,6 +1896,7 @@
           </w:tcPr>
           <w:p>
             <w:pPr>
+              <w:pStyle w:val="Heading2"/>
               <w:spacing w:before="0" w:after="0" w:line="252" w:lineRule="auto"/>
             </w:pPr>
             <w:r>
@@ -1914,7 +1926,7 @@
               <w:rPr>
                 <w:rFonts w:ascii="Avenir Next" w:hAnsi="Avenir Next" w:cs="Avenir Next" w:eastAsia="Avenir Next"/>
                 <w:color w:val="1A1A1A"/>
-                <w:sz w:val="20"/>
+                <w:sz w:val="22"/>
                 <w:szCs w:val="20"/>
               </w:rPr>
               <w:t xml:space="preserve">You will scale 13.5 miles in 1.5 hours up to 4.5 hours.</w:t>
@@ -1934,6 +1946,7 @@
           </w:tcPr>
           <w:p>
             <w:pPr>
+              <w:pStyle w:val="Heading2"/>
               <w:spacing w:before="0" w:after="0" w:line="252" w:lineRule="auto"/>
             </w:pPr>
             <w:r>
@@ -1963,7 +1976,7 @@
               <w:rPr>
                 <w:rFonts w:ascii="Avenir Next" w:hAnsi="Avenir Next" w:cs="Avenir Next" w:eastAsia="Avenir Next"/>
                 <w:color w:val="1A1A1A"/>
-                <w:sz w:val="20"/>
+                <w:sz w:val="22"/>
                 <w:szCs w:val="20"/>
               </w:rPr>
               <w:t xml:space="preserve">Multiply a decimal by a whole number, like 13.5 × 3.  </w:t>
@@ -1973,7 +1986,7 @@
                 <w:rFonts w:ascii="Avenir Next" w:hAnsi="Avenir Next" w:cs="Avenir Next" w:eastAsia="Avenir Next"/>
                 <w:b/>
                 <w:color w:val="1A1A1A"/>
-                <w:sz w:val="20"/>
+                <w:sz w:val="22"/>
                 <w:szCs w:val="20"/>
               </w:rPr>
               <w:t xml:space="preserve">You will use it in Practice Form A, problems 7 and 8.</w:t>
@@ -1984,6 +1997,7 @@
     </w:tbl>
     <w:p>
       <w:pPr>
+        <w:pStyle w:val="Heading2"/>
         <w:keepNext/>
         <w:pBdr>
           <w:bottom w:val="single" w:sz="8" w:space="3" w:color="003A70"/>
@@ -1999,7 +2013,7 @@
           <w:b/>
           <w:color w:val="003A70"/>
           <w:spacing w:val="14"/>
-          <w:sz w:val="19"/>
+          <w:sz w:val="22"/>
           <w:szCs w:val="19"/>
         </w:rPr>
         <w:t xml:space="preserve">STEPS TO FOLLOW</w:t>
@@ -2018,7 +2032,7 @@
           <w:rFonts w:ascii="Avenir Next" w:hAnsi="Avenir Next" w:cs="Avenir Next" w:eastAsia="Avenir Next"/>
           <w:i/>
           <w:color w:val="5A5F66"/>
-          <w:sz w:val="17"/>
+          <w:sz w:val="22"/>
           <w:szCs w:val="17"/>
         </w:rPr>
         <w:t xml:space="preserve">use these same steps on every problem</w:t>
@@ -2060,6 +2074,7 @@
           </w:tcPr>
           <w:p>
             <w:pPr>
+              <w:pStyle w:val="Heading1"/>
               <w:spacing w:before="0" w:after="0" w:line="240" w:lineRule="auto"/>
               <w:jc w:val="center"/>
             </w:pPr>
@@ -2089,7 +2104,7 @@
                 <w:rFonts w:ascii="Avenir Next" w:hAnsi="Avenir Next" w:cs="Avenir Next" w:eastAsia="Avenir Next"/>
                 <w:b/>
                 <w:color w:val="1A1A1A"/>
-                <w:sz w:val="21"/>
+                <w:sz w:val="22"/>
                 <w:szCs w:val="21"/>
               </w:rPr>
               <w:t xml:space="preserve">Break</w:t>
@@ -2098,7 +2113,7 @@
               <w:rPr>
                 <w:rFonts w:ascii="Avenir Next" w:hAnsi="Avenir Next" w:cs="Avenir Next" w:eastAsia="Avenir Next"/>
                 <w:color w:val="1A1A1A"/>
-                <w:sz w:val="21"/>
+                <w:sz w:val="22"/>
                 <w:szCs w:val="21"/>
               </w:rPr>
               <w:t xml:space="preserve"> the decimal into a whole number and a decimal part.</w:t>
@@ -2117,6 +2132,7 @@
           </w:tcPr>
           <w:p>
             <w:pPr>
+              <w:pStyle w:val="Heading1"/>
               <w:spacing w:before="0" w:after="0" w:line="240" w:lineRule="auto"/>
               <w:jc w:val="center"/>
             </w:pPr>
@@ -2146,7 +2162,7 @@
                 <w:rFonts w:ascii="Avenir Next" w:hAnsi="Avenir Next" w:cs="Avenir Next" w:eastAsia="Avenir Next"/>
                 <w:b/>
                 <w:color w:val="1A1A1A"/>
-                <w:sz w:val="21"/>
+                <w:sz w:val="22"/>
                 <w:szCs w:val="21"/>
               </w:rPr>
               <w:t xml:space="preserve">Multiply</w:t>
@@ -2155,7 +2171,7 @@
               <w:rPr>
                 <w:rFonts w:ascii="Avenir Next" w:hAnsi="Avenir Next" w:cs="Avenir Next" w:eastAsia="Avenir Next"/>
                 <w:color w:val="1A1A1A"/>
-                <w:sz w:val="21"/>
+                <w:sz w:val="22"/>
                 <w:szCs w:val="21"/>
               </w:rPr>
               <w:t xml:space="preserve"> each part by the whole number.</w:t>
@@ -2174,6 +2190,7 @@
           </w:tcPr>
           <w:p>
             <w:pPr>
+              <w:pStyle w:val="Heading1"/>
               <w:spacing w:before="0" w:after="0" w:line="240" w:lineRule="auto"/>
               <w:jc w:val="center"/>
             </w:pPr>
@@ -2203,7 +2220,7 @@
                 <w:rFonts w:ascii="Avenir Next" w:hAnsi="Avenir Next" w:cs="Avenir Next" w:eastAsia="Avenir Next"/>
                 <w:b/>
                 <w:color w:val="1A1A1A"/>
-                <w:sz w:val="21"/>
+                <w:sz w:val="22"/>
                 <w:szCs w:val="21"/>
               </w:rPr>
               <w:t xml:space="preserve">Add</w:t>
@@ -2212,7 +2229,7 @@
               <w:rPr>
                 <w:rFonts w:ascii="Avenir Next" w:hAnsi="Avenir Next" w:cs="Avenir Next" w:eastAsia="Avenir Next"/>
                 <w:color w:val="1A1A1A"/>
-                <w:sz w:val="21"/>
+                <w:sz w:val="22"/>
                 <w:szCs w:val="21"/>
               </w:rPr>
               <w:t xml:space="preserve"> the two products.</w:t>
@@ -2223,6 +2240,7 @@
     </w:tbl>
     <w:p>
       <w:pPr>
+        <w:pStyle w:val="Heading2"/>
         <w:keepNext/>
         <w:pBdr>
           <w:bottom w:val="single" w:sz="8" w:space="3" w:color="003A70"/>
@@ -2238,7 +2256,7 @@
           <w:b/>
           <w:color w:val="003A70"/>
           <w:spacing w:val="14"/>
-          <w:sz w:val="19"/>
+          <w:sz w:val="22"/>
           <w:szCs w:val="19"/>
         </w:rPr>
         <w:t xml:space="preserve">WATCH ME</w:t>
@@ -2257,7 +2275,7 @@
           <w:rFonts w:ascii="Avenir Next" w:hAnsi="Avenir Next" w:cs="Avenir Next" w:eastAsia="Avenir Next"/>
           <w:i/>
           <w:color w:val="5A5F66"/>
-          <w:sz w:val="17"/>
+          <w:sz w:val="22"/>
           <w:szCs w:val="17"/>
         </w:rPr>
         <w:t xml:space="preserve">the steps in action</w:t>
@@ -2272,7 +2290,7 @@
           <w:rFonts w:ascii="Avenir Next" w:hAnsi="Avenir Next" w:cs="Avenir Next" w:eastAsia="Avenir Next"/>
           <w:b/>
           <w:color w:val="1A1A1A"/>
-          <w:sz w:val="21"/>
+          <w:sz w:val="22"/>
           <w:szCs w:val="21"/>
         </w:rPr>
         <w:t xml:space="preserve">Find 4.5 × 3.</w:t>
@@ -2291,25 +2309,25 @@
           <w:rFonts w:ascii="Avenir Next" w:hAnsi="Avenir Next" w:cs="Avenir Next" w:eastAsia="Avenir Next"/>
           <w:b/>
           <w:color w:val="003A70"/>
+          <w:sz w:val="22"/>
+          <w:szCs w:val="19"/>
+        </w:rPr>
+        <w:t xml:space="preserve">Step 1</w:t>
+      </w:r>
+      <w:r>
+        <w:rPr>
+          <w:rFonts w:ascii="Avenir Next" w:hAnsi="Avenir Next" w:cs="Avenir Next" w:eastAsia="Avenir Next"/>
+          <w:color w:val="1A1A1A"/>
           <w:sz w:val="19"/>
           <w:szCs w:val="19"/>
         </w:rPr>
-        <w:t xml:space="preserve">Step 1</w:t>
-      </w:r>
-      <w:r>
-        <w:rPr>
-          <w:rFonts w:ascii="Avenir Next" w:hAnsi="Avenir Next" w:cs="Avenir Next" w:eastAsia="Avenir Next"/>
-          <w:color w:val="1A1A1A"/>
-          <w:sz w:val="19"/>
-          <w:szCs w:val="19"/>
-        </w:rPr>
         <w:tab/>
       </w:r>
       <w:r>
         <w:rPr>
           <w:rFonts w:ascii="Avenir Next" w:hAnsi="Avenir Next" w:cs="Avenir Next" w:eastAsia="Avenir Next"/>
           <w:color w:val="1A1A1A"/>
-          <w:sz w:val="21"/>
+          <w:sz w:val="22"/>
           <w:szCs w:val="21"/>
         </w:rPr>
         <w:t xml:space="preserve">Break: 4.5 = 4 + 0.5.</w:t>
@@ -2328,25 +2346,25 @@
           <w:rFonts w:ascii="Avenir Next" w:hAnsi="Avenir Next" w:cs="Avenir Next" w:eastAsia="Avenir Next"/>
           <w:b/>
           <w:color w:val="003A70"/>
+          <w:sz w:val="22"/>
+          <w:szCs w:val="19"/>
+        </w:rPr>
+        <w:t xml:space="preserve">Step 2</w:t>
+      </w:r>
+      <w:r>
+        <w:rPr>
+          <w:rFonts w:ascii="Avenir Next" w:hAnsi="Avenir Next" w:cs="Avenir Next" w:eastAsia="Avenir Next"/>
+          <w:color w:val="1A1A1A"/>
           <w:sz w:val="19"/>
           <w:szCs w:val="19"/>
         </w:rPr>
-        <w:t xml:space="preserve">Step 2</w:t>
-      </w:r>
-      <w:r>
-        <w:rPr>
-          <w:rFonts w:ascii="Avenir Next" w:hAnsi="Avenir Next" w:cs="Avenir Next" w:eastAsia="Avenir Next"/>
-          <w:color w:val="1A1A1A"/>
-          <w:sz w:val="19"/>
-          <w:szCs w:val="19"/>
-        </w:rPr>
         <w:tab/>
       </w:r>
       <w:r>
         <w:rPr>
           <w:rFonts w:ascii="Avenir Next" w:hAnsi="Avenir Next" w:cs="Avenir Next" w:eastAsia="Avenir Next"/>
           <w:color w:val="1A1A1A"/>
-          <w:sz w:val="21"/>
+          <w:sz w:val="22"/>
           <w:szCs w:val="21"/>
         </w:rPr>
         <w:t xml:space="preserve">Multiply: 4 × 3 = 12 and 0.5 × 3 = 1.5.</w:t>
@@ -2365,25 +2383,25 @@
           <w:rFonts w:ascii="Avenir Next" w:hAnsi="Avenir Next" w:cs="Avenir Next" w:eastAsia="Avenir Next"/>
           <w:b/>
           <w:color w:val="003A70"/>
+          <w:sz w:val="22"/>
+          <w:szCs w:val="19"/>
+        </w:rPr>
+        <w:t xml:space="preserve">Step 3</w:t>
+      </w:r>
+      <w:r>
+        <w:rPr>
+          <w:rFonts w:ascii="Avenir Next" w:hAnsi="Avenir Next" w:cs="Avenir Next" w:eastAsia="Avenir Next"/>
+          <w:color w:val="1A1A1A"/>
           <w:sz w:val="19"/>
           <w:szCs w:val="19"/>
         </w:rPr>
-        <w:t xml:space="preserve">Step 3</w:t>
-      </w:r>
-      <w:r>
-        <w:rPr>
-          <w:rFonts w:ascii="Avenir Next" w:hAnsi="Avenir Next" w:cs="Avenir Next" w:eastAsia="Avenir Next"/>
-          <w:color w:val="1A1A1A"/>
-          <w:sz w:val="19"/>
-          <w:szCs w:val="19"/>
-        </w:rPr>
         <w:tab/>
       </w:r>
       <w:r>
         <w:rPr>
           <w:rFonts w:ascii="Avenir Next" w:hAnsi="Avenir Next" w:cs="Avenir Next" w:eastAsia="Avenir Next"/>
           <w:color w:val="1A1A1A"/>
-          <w:sz w:val="21"/>
+          <w:sz w:val="22"/>
           <w:szCs w:val="21"/>
         </w:rPr>
         <w:t xml:space="preserve">Add: 12 + 1.5 = 13.5.</w:t>
@@ -2402,18 +2420,18 @@
           <w:rFonts w:ascii="Avenir Next" w:hAnsi="Avenir Next" w:cs="Avenir Next" w:eastAsia="Avenir Next"/>
           <w:b/>
           <w:color w:val="1A1A1A"/>
+          <w:sz w:val="22"/>
+          <w:szCs w:val="21"/>
+        </w:rPr>
+        <w:t xml:space="preserve">Answer</w:t>
+      </w:r>
+      <w:r>
+        <w:rPr>
+          <w:rFonts w:ascii="Avenir Next" w:hAnsi="Avenir Next" w:cs="Avenir Next" w:eastAsia="Avenir Next"/>
+          <w:color w:val="1A1A1A"/>
           <w:sz w:val="21"/>
           <w:szCs w:val="21"/>
         </w:rPr>
-        <w:t xml:space="preserve">Answer</w:t>
-      </w:r>
-      <w:r>
-        <w:rPr>
-          <w:rFonts w:ascii="Avenir Next" w:hAnsi="Avenir Next" w:cs="Avenir Next" w:eastAsia="Avenir Next"/>
-          <w:color w:val="1A1A1A"/>
-          <w:sz w:val="21"/>
-          <w:szCs w:val="21"/>
-        </w:rPr>
         <w:tab/>
       </w:r>
       <w:r>
@@ -2421,7 +2439,7 @@
           <w:rFonts w:ascii="Avenir Next" w:hAnsi="Avenir Next" w:cs="Avenir Next" w:eastAsia="Avenir Next"/>
           <w:b/>
           <w:color w:val="1A1A1A"/>
-          <w:sz w:val="21"/>
+          <w:sz w:val="22"/>
           <w:szCs w:val="21"/>
         </w:rPr>
         <w:t xml:space="preserve">13.5</w:t>
@@ -2429,6 +2447,7 @@
     </w:p>
     <w:p>
       <w:pPr>
+        <w:pStyle w:val="Heading2"/>
         <w:keepNext/>
         <w:pBdr>
           <w:bottom w:val="single" w:sz="8" w:space="3" w:color="003A70"/>
@@ -2444,7 +2463,7 @@
           <w:b/>
           <w:color w:val="003A70"/>
           <w:spacing w:val="14"/>
-          <w:sz w:val="19"/>
+          <w:sz w:val="22"/>
           <w:szCs w:val="19"/>
         </w:rPr>
         <w:t xml:space="preserve">TRY IT WITH HELP</w:t>
@@ -2463,7 +2482,7 @@
           <w:rFonts w:ascii="Avenir Next" w:hAnsi="Avenir Next" w:cs="Avenir Next" w:eastAsia="Avenir Next"/>
           <w:i/>
           <w:color w:val="5A5F66"/>
-          <w:sz w:val="17"/>
+          <w:sz w:val="22"/>
           <w:szCs w:val="17"/>
         </w:rPr>
         <w:t xml:space="preserve">fill in each step</w:t>
@@ -2521,35 +2540,35 @@
           <w:rFonts w:ascii="Avenir Next" w:hAnsi="Avenir Next" w:cs="Avenir Next" w:eastAsia="Avenir Next"/>
           <w:b/>
           <w:color w:val="003A70"/>
+          <w:sz w:val="22"/>
+          <w:szCs w:val="18"/>
+        </w:rPr>
+        <w:t xml:space="preserve">Step 1</w:t>
+      </w:r>
+      <w:r>
+        <w:rPr>
+          <w:rFonts w:ascii="Avenir Next" w:hAnsi="Avenir Next" w:cs="Avenir Next" w:eastAsia="Avenir Next"/>
+          <w:color w:val="1A1A1A"/>
           <w:sz w:val="18"/>
           <w:szCs w:val="18"/>
         </w:rPr>
-        <w:t xml:space="preserve">Step 1</w:t>
-      </w:r>
-      <w:r>
-        <w:rPr>
-          <w:rFonts w:ascii="Avenir Next" w:hAnsi="Avenir Next" w:cs="Avenir Next" w:eastAsia="Avenir Next"/>
-          <w:color w:val="1A1A1A"/>
-          <w:sz w:val="18"/>
-          <w:szCs w:val="18"/>
-        </w:rPr>
         <w:tab/>
       </w:r>
       <w:r>
         <w:rPr>
           <w:rFonts w:ascii="Avenir Next" w:hAnsi="Avenir Next" w:cs="Avenir Next" w:eastAsia="Avenir Next"/>
           <w:color w:val="1A1A1A"/>
+          <w:sz w:val="22"/>
+          <w:szCs w:val="21"/>
+        </w:rPr>
+        <w:t xml:space="preserve">Break: 2.5 = </w:t>
+      </w:r>
+      <w:r>
+        <w:rPr>
+          <w:rFonts w:ascii="Avenir Next" w:hAnsi="Avenir Next" w:cs="Avenir Next" w:eastAsia="Avenir Next"/>
+          <w:color w:val="1A1A1A"/>
           <w:sz w:val="21"/>
           <w:szCs w:val="21"/>
-        </w:rPr>
-        <w:t xml:space="preserve">Break: 2.5 = </w:t>
-      </w:r>
-      <w:r>
-        <w:rPr>
-          <w:rFonts w:ascii="Avenir Next" w:hAnsi="Avenir Next" w:cs="Avenir Next" w:eastAsia="Avenir Next"/>
-          <w:color w:val="1A1A1A"/>
-          <w:sz w:val="21"/>
-          <w:szCs w:val="21"/>
           <w:u w:val="single"/>
         </w:rPr>
         <w:t xml:space="preserve">                </w:t>
@@ -2558,7 +2577,7 @@
         <w:rPr>
           <w:rFonts w:ascii="Avenir Next" w:hAnsi="Avenir Next" w:cs="Avenir Next" w:eastAsia="Avenir Next"/>
           <w:color w:val="1A1A1A"/>
-          <w:sz w:val="21"/>
+          <w:sz w:val="22"/>
           <w:szCs w:val="21"/>
         </w:rPr>
         <w:t xml:space="preserve"> + 0.5.</w:t>
@@ -2578,28 +2597,47 @@
           <w:rFonts w:ascii="Avenir Next" w:hAnsi="Avenir Next" w:cs="Avenir Next" w:eastAsia="Avenir Next"/>
           <w:b/>
           <w:color w:val="003A70"/>
+          <w:sz w:val="22"/>
+          <w:szCs w:val="18"/>
+        </w:rPr>
+        <w:t xml:space="preserve">Step 2</w:t>
+      </w:r>
+      <w:r>
+        <w:rPr>
+          <w:rFonts w:ascii="Avenir Next" w:hAnsi="Avenir Next" w:cs="Avenir Next" w:eastAsia="Avenir Next"/>
+          <w:color w:val="1A1A1A"/>
           <w:sz w:val="18"/>
           <w:szCs w:val="18"/>
         </w:rPr>
-        <w:t xml:space="preserve">Step 2</w:t>
-      </w:r>
-      <w:r>
-        <w:rPr>
-          <w:rFonts w:ascii="Avenir Next" w:hAnsi="Avenir Next" w:cs="Avenir Next" w:eastAsia="Avenir Next"/>
-          <w:color w:val="1A1A1A"/>
-          <w:sz w:val="18"/>
-          <w:szCs w:val="18"/>
-        </w:rPr>
         <w:tab/>
       </w:r>
       <w:r>
         <w:rPr>
           <w:rFonts w:ascii="Avenir Next" w:hAnsi="Avenir Next" w:cs="Avenir Next" w:eastAsia="Avenir Next"/>
           <w:color w:val="1A1A1A"/>
+          <w:sz w:val="22"/>
+          <w:szCs w:val="21"/>
+        </w:rPr>
+        <w:t xml:space="preserve">Multiply: 2 × 4 = </w:t>
+      </w:r>
+      <w:r>
+        <w:rPr>
+          <w:rFonts w:ascii="Avenir Next" w:hAnsi="Avenir Next" w:cs="Avenir Next" w:eastAsia="Avenir Next"/>
+          <w:color w:val="1A1A1A"/>
           <w:sz w:val="21"/>
           <w:szCs w:val="21"/>
-        </w:rPr>
-        <w:t xml:space="preserve">Multiply: 2 × 4 = </w:t>
+          <w:u w:val="single"/>
+        </w:rPr>
+        <w:t xml:space="preserve">                </w:t>
+      </w:r>
+      <w:r>
+        <w:rPr>
+          <w:rFonts w:ascii="Avenir Next" w:hAnsi="Avenir Next" w:cs="Avenir Next" w:eastAsia="Avenir Next"/>
+          <w:color w:val="1A1A1A"/>
+          <w:sz w:val="22"/>
+          <w:szCs w:val="21"/>
+        </w:rPr>
+        <w:t xml:space="preserve"> and 0.5 × 4 = </w:t>
       </w:r>
       <w:r>
         <w:rPr>
@@ -2615,26 +2653,7 @@
         <w:rPr>
           <w:rFonts w:ascii="Avenir Next" w:hAnsi="Avenir Next" w:cs="Avenir Next" w:eastAsia="Avenir Next"/>
           <w:color w:val="1A1A1A"/>
-          <w:sz w:val="21"/>
-          <w:szCs w:val="21"/>
-        </w:rPr>
-        <w:t xml:space="preserve"> and 0.5 × 4 = </w:t>
-      </w:r>
-      <w:r>
-        <w:rPr>
-          <w:rFonts w:ascii="Avenir Next" w:hAnsi="Avenir Next" w:cs="Avenir Next" w:eastAsia="Avenir Next"/>
-          <w:color w:val="1A1A1A"/>
-          <w:sz w:val="21"/>
-          <w:szCs w:val="21"/>
-          <w:u w:val="single"/>
-        </w:rPr>
-        <w:t xml:space="preserve">                </w:t>
-      </w:r>
-      <w:r>
-        <w:rPr>
-          <w:rFonts w:ascii="Avenir Next" w:hAnsi="Avenir Next" w:cs="Avenir Next" w:eastAsia="Avenir Next"/>
-          <w:color w:val="1A1A1A"/>
-          <w:sz w:val="21"/>
+          <w:sz w:val="22"/>
           <w:szCs w:val="21"/>
         </w:rPr>
         <w:t xml:space="preserve">.</w:t>
@@ -2654,35 +2673,35 @@
           <w:rFonts w:ascii="Avenir Next" w:hAnsi="Avenir Next" w:cs="Avenir Next" w:eastAsia="Avenir Next"/>
           <w:b/>
           <w:color w:val="003A70"/>
+          <w:sz w:val="22"/>
+          <w:szCs w:val="18"/>
+        </w:rPr>
+        <w:t xml:space="preserve">Step 3</w:t>
+      </w:r>
+      <w:r>
+        <w:rPr>
+          <w:rFonts w:ascii="Avenir Next" w:hAnsi="Avenir Next" w:cs="Avenir Next" w:eastAsia="Avenir Next"/>
+          <w:color w:val="1A1A1A"/>
           <w:sz w:val="18"/>
           <w:szCs w:val="18"/>
         </w:rPr>
-        <w:t xml:space="preserve">Step 3</w:t>
-      </w:r>
-      <w:r>
-        <w:rPr>
-          <w:rFonts w:ascii="Avenir Next" w:hAnsi="Avenir Next" w:cs="Avenir Next" w:eastAsia="Avenir Next"/>
-          <w:color w:val="1A1A1A"/>
-          <w:sz w:val="18"/>
-          <w:szCs w:val="18"/>
-        </w:rPr>
         <w:tab/>
       </w:r>
       <w:r>
         <w:rPr>
           <w:rFonts w:ascii="Avenir Next" w:hAnsi="Avenir Next" w:cs="Avenir Next" w:eastAsia="Avenir Next"/>
           <w:color w:val="1A1A1A"/>
+          <w:sz w:val="22"/>
+          <w:szCs w:val="21"/>
+        </w:rPr>
+        <w:t xml:space="preserve">Add: 8 + 2 = </w:t>
+      </w:r>
+      <w:r>
+        <w:rPr>
+          <w:rFonts w:ascii="Avenir Next" w:hAnsi="Avenir Next" w:cs="Avenir Next" w:eastAsia="Avenir Next"/>
+          <w:color w:val="1A1A1A"/>
           <w:sz w:val="21"/>
           <w:szCs w:val="21"/>
-        </w:rPr>
-        <w:t xml:space="preserve">Add: 8 + 2 = </w:t>
-      </w:r>
-      <w:r>
-        <w:rPr>
-          <w:rFonts w:ascii="Avenir Next" w:hAnsi="Avenir Next" w:cs="Avenir Next" w:eastAsia="Avenir Next"/>
-          <w:color w:val="1A1A1A"/>
-          <w:sz w:val="21"/>
-          <w:szCs w:val="21"/>
           <w:u w:val="single"/>
         </w:rPr>
         <w:t xml:space="preserve">                </w:t>
@@ -2691,7 +2710,7 @@
         <w:rPr>
           <w:rFonts w:ascii="Avenir Next" w:hAnsi="Avenir Next" w:cs="Avenir Next" w:eastAsia="Avenir Next"/>
           <w:color w:val="1A1A1A"/>
-          <w:sz w:val="21"/>
+          <w:sz w:val="22"/>
           <w:szCs w:val="21"/>
         </w:rPr>
         <w:t xml:space="preserve">.</w:t>
@@ -2754,35 +2773,35 @@
           <w:rFonts w:ascii="Avenir Next" w:hAnsi="Avenir Next" w:cs="Avenir Next" w:eastAsia="Avenir Next"/>
           <w:b/>
           <w:color w:val="003A70"/>
+          <w:sz w:val="22"/>
+          <w:szCs w:val="18"/>
+        </w:rPr>
+        <w:t xml:space="preserve">Step 1</w:t>
+      </w:r>
+      <w:r>
+        <w:rPr>
+          <w:rFonts w:ascii="Avenir Next" w:hAnsi="Avenir Next" w:cs="Avenir Next" w:eastAsia="Avenir Next"/>
+          <w:color w:val="1A1A1A"/>
           <w:sz w:val="18"/>
           <w:szCs w:val="18"/>
         </w:rPr>
-        <w:t xml:space="preserve">Step 1</w:t>
-      </w:r>
-      <w:r>
-        <w:rPr>
-          <w:rFonts w:ascii="Avenir Next" w:hAnsi="Avenir Next" w:cs="Avenir Next" w:eastAsia="Avenir Next"/>
-          <w:color w:val="1A1A1A"/>
-          <w:sz w:val="18"/>
-          <w:szCs w:val="18"/>
-        </w:rPr>
         <w:tab/>
       </w:r>
       <w:r>
         <w:rPr>
           <w:rFonts w:ascii="Avenir Next" w:hAnsi="Avenir Next" w:cs="Avenir Next" w:eastAsia="Avenir Next"/>
           <w:color w:val="1A1A1A"/>
+          <w:sz w:val="22"/>
+          <w:szCs w:val="21"/>
+        </w:rPr>
+        <w:t xml:space="preserve">Break: 1.5 = </w:t>
+      </w:r>
+      <w:r>
+        <w:rPr>
+          <w:rFonts w:ascii="Avenir Next" w:hAnsi="Avenir Next" w:cs="Avenir Next" w:eastAsia="Avenir Next"/>
+          <w:color w:val="1A1A1A"/>
           <w:sz w:val="21"/>
           <w:szCs w:val="21"/>
-        </w:rPr>
-        <w:t xml:space="preserve">Break: 1.5 = </w:t>
-      </w:r>
-      <w:r>
-        <w:rPr>
-          <w:rFonts w:ascii="Avenir Next" w:hAnsi="Avenir Next" w:cs="Avenir Next" w:eastAsia="Avenir Next"/>
-          <w:color w:val="1A1A1A"/>
-          <w:sz w:val="21"/>
-          <w:szCs w:val="21"/>
           <w:u w:val="single"/>
         </w:rPr>
         <w:t xml:space="preserve">                </w:t>
@@ -2791,7 +2810,7 @@
         <w:rPr>
           <w:rFonts w:ascii="Avenir Next" w:hAnsi="Avenir Next" w:cs="Avenir Next" w:eastAsia="Avenir Next"/>
           <w:color w:val="1A1A1A"/>
-          <w:sz w:val="21"/>
+          <w:sz w:val="22"/>
           <w:szCs w:val="21"/>
         </w:rPr>
         <w:t xml:space="preserve"> + 0.5.</w:t>
@@ -2811,28 +2830,47 @@
           <w:rFonts w:ascii="Avenir Next" w:hAnsi="Avenir Next" w:cs="Avenir Next" w:eastAsia="Avenir Next"/>
           <w:b/>
           <w:color w:val="003A70"/>
+          <w:sz w:val="22"/>
+          <w:szCs w:val="18"/>
+        </w:rPr>
+        <w:t xml:space="preserve">Step 2</w:t>
+      </w:r>
+      <w:r>
+        <w:rPr>
+          <w:rFonts w:ascii="Avenir Next" w:hAnsi="Avenir Next" w:cs="Avenir Next" w:eastAsia="Avenir Next"/>
+          <w:color w:val="1A1A1A"/>
           <w:sz w:val="18"/>
           <w:szCs w:val="18"/>
         </w:rPr>
-        <w:t xml:space="preserve">Step 2</w:t>
-      </w:r>
-      <w:r>
-        <w:rPr>
-          <w:rFonts w:ascii="Avenir Next" w:hAnsi="Avenir Next" w:cs="Avenir Next" w:eastAsia="Avenir Next"/>
-          <w:color w:val="1A1A1A"/>
-          <w:sz w:val="18"/>
-          <w:szCs w:val="18"/>
-        </w:rPr>
         <w:tab/>
       </w:r>
       <w:r>
         <w:rPr>
           <w:rFonts w:ascii="Avenir Next" w:hAnsi="Avenir Next" w:cs="Avenir Next" w:eastAsia="Avenir Next"/>
           <w:color w:val="1A1A1A"/>
+          <w:sz w:val="22"/>
+          <w:szCs w:val="21"/>
+        </w:rPr>
+        <w:t xml:space="preserve">Multiply: 1 × 6 = </w:t>
+      </w:r>
+      <w:r>
+        <w:rPr>
+          <w:rFonts w:ascii="Avenir Next" w:hAnsi="Avenir Next" w:cs="Avenir Next" w:eastAsia="Avenir Next"/>
+          <w:color w:val="1A1A1A"/>
           <w:sz w:val="21"/>
           <w:szCs w:val="21"/>
-        </w:rPr>
-        <w:t xml:space="preserve">Multiply: 1 × 6 = </w:t>
+          <w:u w:val="single"/>
+        </w:rPr>
+        <w:t xml:space="preserve">                </w:t>
+      </w:r>
+      <w:r>
+        <w:rPr>
+          <w:rFonts w:ascii="Avenir Next" w:hAnsi="Avenir Next" w:cs="Avenir Next" w:eastAsia="Avenir Next"/>
+          <w:color w:val="1A1A1A"/>
+          <w:sz w:val="22"/>
+          <w:szCs w:val="21"/>
+        </w:rPr>
+        <w:t xml:space="preserve"> and 0.5 × 6 = </w:t>
       </w:r>
       <w:r>
         <w:rPr>
@@ -2848,26 +2886,7 @@
         <w:rPr>
           <w:rFonts w:ascii="Avenir Next" w:hAnsi="Avenir Next" w:cs="Avenir Next" w:eastAsia="Avenir Next"/>
           <w:color w:val="1A1A1A"/>
-          <w:sz w:val="21"/>
-          <w:szCs w:val="21"/>
-        </w:rPr>
-        <w:t xml:space="preserve"> and 0.5 × 6 = </w:t>
-      </w:r>
-      <w:r>
-        <w:rPr>
-          <w:rFonts w:ascii="Avenir Next" w:hAnsi="Avenir Next" w:cs="Avenir Next" w:eastAsia="Avenir Next"/>
-          <w:color w:val="1A1A1A"/>
-          <w:sz w:val="21"/>
-          <w:szCs w:val="21"/>
-          <w:u w:val="single"/>
-        </w:rPr>
-        <w:t xml:space="preserve">                </w:t>
-      </w:r>
-      <w:r>
-        <w:rPr>
-          <w:rFonts w:ascii="Avenir Next" w:hAnsi="Avenir Next" w:cs="Avenir Next" w:eastAsia="Avenir Next"/>
-          <w:color w:val="1A1A1A"/>
-          <w:sz w:val="21"/>
+          <w:sz w:val="22"/>
           <w:szCs w:val="21"/>
         </w:rPr>
         <w:t xml:space="preserve">.</w:t>
@@ -2887,35 +2906,35 @@
           <w:rFonts w:ascii="Avenir Next" w:hAnsi="Avenir Next" w:cs="Avenir Next" w:eastAsia="Avenir Next"/>
           <w:b/>
           <w:color w:val="003A70"/>
+          <w:sz w:val="22"/>
+          <w:szCs w:val="18"/>
+        </w:rPr>
+        <w:t xml:space="preserve">Step 3</w:t>
+      </w:r>
+      <w:r>
+        <w:rPr>
+          <w:rFonts w:ascii="Avenir Next" w:hAnsi="Avenir Next" w:cs="Avenir Next" w:eastAsia="Avenir Next"/>
+          <w:color w:val="1A1A1A"/>
           <w:sz w:val="18"/>
           <w:szCs w:val="18"/>
         </w:rPr>
-        <w:t xml:space="preserve">Step 3</w:t>
-      </w:r>
-      <w:r>
-        <w:rPr>
-          <w:rFonts w:ascii="Avenir Next" w:hAnsi="Avenir Next" w:cs="Avenir Next" w:eastAsia="Avenir Next"/>
-          <w:color w:val="1A1A1A"/>
-          <w:sz w:val="18"/>
-          <w:szCs w:val="18"/>
-        </w:rPr>
         <w:tab/>
       </w:r>
       <w:r>
         <w:rPr>
           <w:rFonts w:ascii="Avenir Next" w:hAnsi="Avenir Next" w:cs="Avenir Next" w:eastAsia="Avenir Next"/>
           <w:color w:val="1A1A1A"/>
+          <w:sz w:val="22"/>
+          <w:szCs w:val="21"/>
+        </w:rPr>
+        <w:t xml:space="preserve">Add: 6 + 3 = </w:t>
+      </w:r>
+      <w:r>
+        <w:rPr>
+          <w:rFonts w:ascii="Avenir Next" w:hAnsi="Avenir Next" w:cs="Avenir Next" w:eastAsia="Avenir Next"/>
+          <w:color w:val="1A1A1A"/>
           <w:sz w:val="21"/>
           <w:szCs w:val="21"/>
-        </w:rPr>
-        <w:t xml:space="preserve">Add: 6 + 3 = </w:t>
-      </w:r>
-      <w:r>
-        <w:rPr>
-          <w:rFonts w:ascii="Avenir Next" w:hAnsi="Avenir Next" w:cs="Avenir Next" w:eastAsia="Avenir Next"/>
-          <w:color w:val="1A1A1A"/>
-          <w:sz w:val="21"/>
-          <w:szCs w:val="21"/>
           <w:u w:val="single"/>
         </w:rPr>
         <w:t xml:space="preserve">                </w:t>
@@ -2924,7 +2943,7 @@
         <w:rPr>
           <w:rFonts w:ascii="Avenir Next" w:hAnsi="Avenir Next" w:cs="Avenir Next" w:eastAsia="Avenir Next"/>
           <w:color w:val="1A1A1A"/>
-          <w:sz w:val="21"/>
+          <w:sz w:val="22"/>
           <w:szCs w:val="21"/>
         </w:rPr>
         <w:t xml:space="preserve">.</w:t>
@@ -2937,6 +2956,7 @@
     </w:p>
     <w:p>
       <w:pPr>
+        <w:pStyle w:val="Heading2"/>
         <w:keepNext/>
         <w:pBdr>
           <w:bottom w:val="single" w:sz="8" w:space="3" w:color="003A70"/>
@@ -2952,7 +2972,7 @@
           <w:b/>
           <w:color w:val="003A70"/>
           <w:spacing w:val="14"/>
-          <w:sz w:val="19"/>
+          <w:sz w:val="22"/>
           <w:szCs w:val="19"/>
         </w:rPr>
         <w:t xml:space="preserve">YOUR TURN</w:t>
@@ -2971,7 +2991,7 @@
           <w:rFonts w:ascii="Avenir Next" w:hAnsi="Avenir Next" w:cs="Avenir Next" w:eastAsia="Avenir Next"/>
           <w:i/>
           <w:color w:val="5A5F66"/>
-          <w:sz w:val="17"/>
+          <w:sz w:val="22"/>
           <w:szCs w:val="17"/>
         </w:rPr>
         <w:t xml:space="preserve">use the steps on your own</w:t>
@@ -3143,7 +3163,7 @@
                       <w:szCs w:val="22"/>
                       <w:u w:val="single"/>
                     </w:rPr>
-                    <w:t xml:space="preserve">      </w:t>
+                    <w:t xml:space="preserve">          </w:t>
                   </w:r>
                 </w:p>
               </w:tc>
@@ -3205,7 +3225,7 @@
                       <w:szCs w:val="22"/>
                       <w:u w:val="single"/>
                     </w:rPr>
-                    <w:t xml:space="preserve">      </w:t>
+                    <w:t xml:space="preserve">          </w:t>
                   </w:r>
                 </w:p>
               </w:tc>
@@ -3267,7 +3287,7 @@
                       <w:szCs w:val="22"/>
                       <w:u w:val="single"/>
                     </w:rPr>
-                    <w:t xml:space="preserve">      </w:t>
+                    <w:t xml:space="preserve">          </w:t>
                   </w:r>
                 </w:p>
               </w:tc>
@@ -3335,7 +3355,7 @@
                       <w:szCs w:val="22"/>
                       <w:u w:val="single"/>
                     </w:rPr>
-                    <w:t xml:space="preserve">      </w:t>
+                    <w:t xml:space="preserve">          </w:t>
                   </w:r>
                 </w:p>
               </w:tc>
@@ -3397,7 +3417,7 @@
                       <w:szCs w:val="22"/>
                       <w:u w:val="single"/>
                     </w:rPr>
-                    <w:t xml:space="preserve">      </w:t>
+                    <w:t xml:space="preserve">          </w:t>
                   </w:r>
                 </w:p>
               </w:tc>
@@ -3459,7 +3479,7 @@
                       <w:szCs w:val="22"/>
                       <w:u w:val="single"/>
                     </w:rPr>
-                    <w:t xml:space="preserve">      </w:t>
+                    <w:t xml:space="preserve">          </w:t>
                   </w:r>
                 </w:p>
               </w:tc>
@@ -3480,6 +3500,7 @@
     </w:p>
     <w:p>
       <w:pPr>
+        <w:pStyle w:val="Heading2"/>
         <w:keepNext/>
         <w:pBdr>
           <w:bottom w:val="single" w:sz="8" w:space="3" w:color="003A70"/>
@@ -3495,7 +3516,7 @@
           <w:b/>
           <w:color w:val="003A70"/>
           <w:spacing w:val="14"/>
-          <w:sz w:val="19"/>
+          <w:sz w:val="22"/>
           <w:szCs w:val="19"/>
         </w:rPr>
         <w:t xml:space="preserve">READY CHECK</w:t>
@@ -3514,7 +3535,7 @@
           <w:rFonts w:ascii="Avenir Next" w:hAnsi="Avenir Next" w:cs="Avenir Next" w:eastAsia="Avenir Next"/>
           <w:i/>
           <w:color w:val="5A5F66"/>
-          <w:sz w:val="17"/>
+          <w:sz w:val="22"/>
           <w:szCs w:val="17"/>
         </w:rPr>
         <w:t xml:space="preserve">a problem like the one in today’s lesson</w:t>
@@ -3646,25 +3667,25 @@
                       <w:rFonts w:ascii="Avenir Next" w:hAnsi="Avenir Next" w:cs="Avenir Next" w:eastAsia="Avenir Next"/>
                       <w:b/>
                       <w:color w:val="003A70"/>
+                      <w:sz w:val="22"/>
+                      <w:szCs w:val="21"/>
+                    </w:rPr>
+                    <w:t xml:space="preserve">A</w:t>
+                  </w:r>
+                  <w:r>
+                    <w:rPr>
+                      <w:rFonts w:ascii="Avenir Next" w:hAnsi="Avenir Next" w:cs="Avenir Next" w:eastAsia="Avenir Next"/>
+                      <w:color w:val="1A1A1A"/>
                       <w:sz w:val="21"/>
                       <w:szCs w:val="21"/>
                     </w:rPr>
-                    <w:t xml:space="preserve">A</w:t>
-                  </w:r>
-                  <w:r>
-                    <w:rPr>
-                      <w:rFonts w:ascii="Avenir Next" w:hAnsi="Avenir Next" w:cs="Avenir Next" w:eastAsia="Avenir Next"/>
-                      <w:color w:val="1A1A1A"/>
-                      <w:sz w:val="21"/>
-                      <w:szCs w:val="21"/>
-                    </w:rPr>
                     <w:tab/>
                   </w:r>
                   <w:r>
                     <w:rPr>
                       <w:rFonts w:ascii="Avenir Next" w:hAnsi="Avenir Next" w:cs="Avenir Next" w:eastAsia="Avenir Next"/>
                       <w:color w:val="1A1A1A"/>
-                      <w:sz w:val="21"/>
+                      <w:sz w:val="22"/>
                       <w:szCs w:val="21"/>
                     </w:rPr>
                     <w:t xml:space="preserve">12.5 miles</w:t>
@@ -3689,25 +3710,25 @@
                       <w:rFonts w:ascii="Avenir Next" w:hAnsi="Avenir Next" w:cs="Avenir Next" w:eastAsia="Avenir Next"/>
                       <w:b/>
                       <w:color w:val="003A70"/>
+                      <w:sz w:val="22"/>
+                      <w:szCs w:val="21"/>
+                    </w:rPr>
+                    <w:t xml:space="preserve">B</w:t>
+                  </w:r>
+                  <w:r>
+                    <w:rPr>
+                      <w:rFonts w:ascii="Avenir Next" w:hAnsi="Avenir Next" w:cs="Avenir Next" w:eastAsia="Avenir Next"/>
+                      <w:color w:val="1A1A1A"/>
                       <w:sz w:val="21"/>
                       <w:szCs w:val="21"/>
                     </w:rPr>
-                    <w:t xml:space="preserve">B</w:t>
-                  </w:r>
-                  <w:r>
-                    <w:rPr>
-                      <w:rFonts w:ascii="Avenir Next" w:hAnsi="Avenir Next" w:cs="Avenir Next" w:eastAsia="Avenir Next"/>
-                      <w:color w:val="1A1A1A"/>
-                      <w:sz w:val="21"/>
-                      <w:szCs w:val="21"/>
-                    </w:rPr>
                     <w:tab/>
                   </w:r>
                   <w:r>
                     <w:rPr>
                       <w:rFonts w:ascii="Avenir Next" w:hAnsi="Avenir Next" w:cs="Avenir Next" w:eastAsia="Avenir Next"/>
                       <w:color w:val="1A1A1A"/>
-                      <w:sz w:val="21"/>
+                      <w:sz w:val="22"/>
                       <w:szCs w:val="21"/>
                     </w:rPr>
                     <w:t xml:space="preserve">13.5 miles</w:t>
@@ -3732,25 +3753,25 @@
                       <w:rFonts w:ascii="Avenir Next" w:hAnsi="Avenir Next" w:cs="Avenir Next" w:eastAsia="Avenir Next"/>
                       <w:b/>
                       <w:color w:val="003A70"/>
+                      <w:sz w:val="22"/>
+                      <w:szCs w:val="21"/>
+                    </w:rPr>
+                    <w:t xml:space="preserve">C</w:t>
+                  </w:r>
+                  <w:r>
+                    <w:rPr>
+                      <w:rFonts w:ascii="Avenir Next" w:hAnsi="Avenir Next" w:cs="Avenir Next" w:eastAsia="Avenir Next"/>
+                      <w:color w:val="1A1A1A"/>
                       <w:sz w:val="21"/>
                       <w:szCs w:val="21"/>
                     </w:rPr>
-                    <w:t xml:space="preserve">C</w:t>
-                  </w:r>
-                  <w:r>
-                    <w:rPr>
-                      <w:rFonts w:ascii="Avenir Next" w:hAnsi="Avenir Next" w:cs="Avenir Next" w:eastAsia="Avenir Next"/>
-                      <w:color w:val="1A1A1A"/>
-                      <w:sz w:val="21"/>
-                      <w:szCs w:val="21"/>
-                    </w:rPr>
                     <w:tab/>
                   </w:r>
                   <w:r>
                     <w:rPr>
                       <w:rFonts w:ascii="Avenir Next" w:hAnsi="Avenir Next" w:cs="Avenir Next" w:eastAsia="Avenir Next"/>
                       <w:color w:val="1A1A1A"/>
-                      <w:sz w:val="21"/>
+                      <w:sz w:val="22"/>
                       <w:szCs w:val="21"/>
                     </w:rPr>
                     <w:t xml:space="preserve">7.5 miles</w:t>
@@ -3775,25 +3796,25 @@
                       <w:rFonts w:ascii="Avenir Next" w:hAnsi="Avenir Next" w:cs="Avenir Next" w:eastAsia="Avenir Next"/>
                       <w:b/>
                       <w:color w:val="003A70"/>
+                      <w:sz w:val="22"/>
+                      <w:szCs w:val="21"/>
+                    </w:rPr>
+                    <w:t xml:space="preserve">D</w:t>
+                  </w:r>
+                  <w:r>
+                    <w:rPr>
+                      <w:rFonts w:ascii="Avenir Next" w:hAnsi="Avenir Next" w:cs="Avenir Next" w:eastAsia="Avenir Next"/>
+                      <w:color w:val="1A1A1A"/>
                       <w:sz w:val="21"/>
                       <w:szCs w:val="21"/>
                     </w:rPr>
-                    <w:t xml:space="preserve">D</w:t>
-                  </w:r>
-                  <w:r>
-                    <w:rPr>
-                      <w:rFonts w:ascii="Avenir Next" w:hAnsi="Avenir Next" w:cs="Avenir Next" w:eastAsia="Avenir Next"/>
-                      <w:color w:val="1A1A1A"/>
-                      <w:sz w:val="21"/>
-                      <w:szCs w:val="21"/>
-                    </w:rPr>
                     <w:tab/>
                   </w:r>
                   <w:r>
                     <w:rPr>
                       <w:rFonts w:ascii="Avenir Next" w:hAnsi="Avenir Next" w:cs="Avenir Next" w:eastAsia="Avenir Next"/>
                       <w:color w:val="1A1A1A"/>
-                      <w:sz w:val="21"/>
+                      <w:sz w:val="22"/>
                       <w:szCs w:val="21"/>
                     </w:rPr>
                     <w:t xml:space="preserve">135 miles</w:t>
@@ -3842,19 +3863,42 @@
         <w:tblLook w:val="0000" w:firstRow="0" w:lastRow="0" w:firstColumn="0" w:lastColumn="0" w:noHBand="1" w:noVBand="1"/>
       </w:tblPr>
       <w:tblGrid>
-        <w:gridCol w:w="2000"/>
-        <w:gridCol w:w="2300"/>
-        <w:gridCol w:w="2100"/>
-        <w:gridCol w:w="3104"/>
+        <w:gridCol w:w="1750"/>
+        <w:gridCol w:w="2500"/>
+        <w:gridCol w:w="2200"/>
+        <w:gridCol w:w="3054"/>
       </w:tblGrid>
       <w:tr>
         <w:trPr>
           <w:cantSplit/>
-          <w:trHeight w:val="320" w:hRule="atLeast"/>
+          <w:trHeight w:val="300" w:hRule="atLeast"/>
         </w:trPr>
         <w:tc>
           <w:tcPr>
-            <w:tcW w:w="2000" w:type="dxa"/>
+            <w:tcW w:w="1750" w:type="dxa"/>
+            <w:vAlign w:val="center"/>
+          </w:tcPr>
+          <w:p>
+            <w:pPr>
+              <w:pStyle w:val="Heading2"/>
+              <w:spacing w:before="0" w:after="0" w:line="240" w:lineRule="auto"/>
+            </w:pPr>
+            <w:r>
+              <w:rPr>
+                <w:rFonts w:ascii="Avenir Next" w:hAnsi="Avenir Next" w:cs="Avenir Next" w:eastAsia="Avenir Next"/>
+                <w:b/>
+                <w:color w:val="003A70"/>
+                <w:spacing w:val="12"/>
+                <w:sz w:val="15"/>
+                <w:szCs w:val="15"/>
+              </w:rPr>
+              <w:t xml:space="preserve">CHECK YOURSELF</w:t>
+            </w:r>
+          </w:p>
+        </w:tc>
+        <w:tc>
+          <w:tcPr>
+            <w:tcW w:w="2500" w:type="dxa"/>
             <w:vAlign w:val="center"/>
           </w:tcPr>
           <w:p>
@@ -3863,20 +3907,27 @@
             </w:pPr>
             <w:r>
               <w:rPr>
-                <w:rFonts w:ascii="Avenir Next" w:hAnsi="Avenir Next" w:cs="Avenir Next" w:eastAsia="Avenir Next"/>
-                <w:b/>
-                <w:color w:val="003A70"/>
-                <w:spacing w:val="12"/>
-                <w:sz w:val="15"/>
-                <w:szCs w:val="15"/>
-              </w:rPr>
-              <w:t xml:space="preserve">CHECK YOURSELF</w:t>
+                <w:rFonts w:ascii="Arial" w:hAnsi="Arial" w:cs="Arial" w:eastAsia="Arial"/>
+                <w:color w:val="1A1A1A"/>
+                <w:sz w:val="20"/>
+                <w:szCs w:val="20"/>
+              </w:rPr>
+              <w:t xml:space="preserve">□</w:t>
+            </w:r>
+            <w:r>
+              <w:rPr>
+                <w:rFonts w:ascii="Avenir Next" w:hAnsi="Avenir Next" w:cs="Avenir Next" w:eastAsia="Avenir Next"/>
+                <w:color w:val="1A1A1A"/>
+                <w:sz w:val="17"/>
+                <w:szCs w:val="17"/>
+              </w:rPr>
+              <w:t xml:space="preserve">  I can do this on my own</w:t>
             </w:r>
           </w:p>
         </w:tc>
         <w:tc>
           <w:tcPr>
-            <w:tcW w:w="2300" w:type="dxa"/>
+            <w:tcW w:w="2200" w:type="dxa"/>
             <w:vAlign w:val="center"/>
           </w:tcPr>
           <w:p>
@@ -3887,8 +3938,8 @@
               <w:rPr>
                 <w:rFonts w:ascii="Arial" w:hAnsi="Arial" w:cs="Arial" w:eastAsia="Arial"/>
                 <w:color w:val="1A1A1A"/>
-                <w:sz w:val="24"/>
-                <w:szCs w:val="24"/>
+                <w:sz w:val="20"/>
+                <w:szCs w:val="20"/>
               </w:rPr>
               <w:t xml:space="preserve">□</w:t>
             </w:r>
@@ -3899,13 +3950,13 @@
                 <w:sz w:val="17"/>
                 <w:szCs w:val="17"/>
               </w:rPr>
-              <w:t xml:space="preserve">  I can do this on my own</w:t>
+              <w:t xml:space="preserve">  I need a little help</w:t>
             </w:r>
           </w:p>
         </w:tc>
         <w:tc>
           <w:tcPr>
-            <w:tcW w:w="2100" w:type="dxa"/>
+            <w:tcW w:w="3054" w:type="dxa"/>
             <w:vAlign w:val="center"/>
           </w:tcPr>
           <w:p>
@@ -3916,37 +3967,8 @@
               <w:rPr>
                 <w:rFonts w:ascii="Arial" w:hAnsi="Arial" w:cs="Arial" w:eastAsia="Arial"/>
                 <w:color w:val="1A1A1A"/>
-                <w:sz w:val="24"/>
-                <w:szCs w:val="24"/>
-              </w:rPr>
-              <w:t xml:space="preserve">□</w:t>
-            </w:r>
-            <w:r>
-              <w:rPr>
-                <w:rFonts w:ascii="Avenir Next" w:hAnsi="Avenir Next" w:cs="Avenir Next" w:eastAsia="Avenir Next"/>
-                <w:color w:val="1A1A1A"/>
-                <w:sz w:val="17"/>
-                <w:szCs w:val="17"/>
-              </w:rPr>
-              <w:t xml:space="preserve">  I need a little help</w:t>
-            </w:r>
-          </w:p>
-        </w:tc>
-        <w:tc>
-          <w:tcPr>
-            <w:tcW w:w="3104" w:type="dxa"/>
-            <w:vAlign w:val="center"/>
-          </w:tcPr>
-          <w:p>
-            <w:pPr>
-              <w:spacing w:before="0" w:after="0" w:line="240" w:lineRule="auto"/>
-            </w:pPr>
-            <w:r>
-              <w:rPr>
-                <w:rFonts w:ascii="Arial" w:hAnsi="Arial" w:cs="Arial" w:eastAsia="Arial"/>
-                <w:color w:val="1A1A1A"/>
-                <w:sz w:val="24"/>
-                <w:szCs w:val="24"/>
+                <w:sz w:val="20"/>
+                <w:szCs w:val="20"/>
               </w:rPr>
               <w:t xml:space="preserve">□</w:t>
             </w:r>
@@ -3981,7 +4003,7 @@
     <w:sectPr>
       <w:footerReference w:type="default" r:id="rIdFooter1"/>
       <w:pgSz w:w="12240" w:h="15840"/>
-      <w:pgMar w:top="893" w:right="1224" w:bottom="835" w:left="1512" w:header="432" w:footer="432" w:gutter="0"/>
+      <w:pgMar w:top="780" w:right="1224" w:bottom="760" w:left="1512" w:header="432" w:footer="432" w:gutter="0"/>
       <w:cols w:space="720"/>
     </w:sectPr>
   </w:body>
@@ -4061,7 +4083,106 @@
               <w:sz w:val="15"/>
               <w:szCs w:val="15"/>
             </w:rPr>
-            <w:t xml:space="preserve">Lesson 3-3  ·  Session 1  ·  Prerequisite Practice A</w:t>
+            <w:t xml:space="preserve">3-3 · Page </w:t>
+          </w:r>
+          <w:r>
+            <w:rPr>
+              <w:rFonts w:ascii="Avenir Next" w:hAnsi="Avenir Next" w:cs="Avenir Next" w:eastAsia="Avenir Next"/>
+              <w:color w:val="5A5F66"/>
+              <w:sz w:val="15"/>
+              <w:szCs w:val="15"/>
+            </w:rPr>
+            <w:fldChar w:fldCharType="begin"/>
+          </w:r>
+          <w:r>
+            <w:rPr>
+              <w:rFonts w:ascii="Avenir Next" w:hAnsi="Avenir Next" w:cs="Avenir Next" w:eastAsia="Avenir Next"/>
+              <w:color w:val="5A5F66"/>
+              <w:sz w:val="15"/>
+              <w:szCs w:val="15"/>
+            </w:rPr>
+            <w:instrText xml:space="preserve"> PAGE </w:instrText>
+          </w:r>
+          <w:r>
+            <w:rPr>
+              <w:rFonts w:ascii="Avenir Next" w:hAnsi="Avenir Next" w:cs="Avenir Next" w:eastAsia="Avenir Next"/>
+              <w:color w:val="5A5F66"/>
+              <w:sz w:val="15"/>
+              <w:szCs w:val="15"/>
+            </w:rPr>
+            <w:fldChar w:fldCharType="separate"/>
+          </w:r>
+          <w:r>
+            <w:rPr>
+              <w:rFonts w:ascii="Avenir Next" w:hAnsi="Avenir Next" w:cs="Avenir Next" w:eastAsia="Avenir Next"/>
+              <w:color w:val="5A5F66"/>
+              <w:sz w:val="15"/>
+              <w:szCs w:val="15"/>
+            </w:rPr>
+            <w:t xml:space="preserve">1</w:t>
+          </w:r>
+          <w:r>
+            <w:rPr>
+              <w:rFonts w:ascii="Avenir Next" w:hAnsi="Avenir Next" w:cs="Avenir Next" w:eastAsia="Avenir Next"/>
+              <w:color w:val="5A5F66"/>
+              <w:sz w:val="15"/>
+              <w:szCs w:val="15"/>
+            </w:rPr>
+            <w:fldChar w:fldCharType="end"/>
+          </w:r>
+          <w:r>
+            <w:rPr>
+              <w:rFonts w:ascii="Avenir Next" w:hAnsi="Avenir Next" w:cs="Avenir Next" w:eastAsia="Avenir Next"/>
+              <w:color w:val="5A5F66"/>
+              <w:sz w:val="15"/>
+              <w:szCs w:val="15"/>
+            </w:rPr>
+            <w:t xml:space="preserve"> of </w:t>
+          </w:r>
+          <w:r>
+            <w:rPr>
+              <w:rFonts w:ascii="Avenir Next" w:hAnsi="Avenir Next" w:cs="Avenir Next" w:eastAsia="Avenir Next"/>
+              <w:color w:val="5A5F66"/>
+              <w:sz w:val="15"/>
+              <w:szCs w:val="15"/>
+            </w:rPr>
+            <w:fldChar w:fldCharType="begin"/>
+          </w:r>
+          <w:r>
+            <w:rPr>
+              <w:rFonts w:ascii="Avenir Next" w:hAnsi="Avenir Next" w:cs="Avenir Next" w:eastAsia="Avenir Next"/>
+              <w:color w:val="5A5F66"/>
+              <w:sz w:val="15"/>
+              <w:szCs w:val="15"/>
+            </w:rPr>
+            <w:instrText xml:space="preserve"> NUMPAGES </w:instrText>
+          </w:r>
+          <w:r>
+            <w:rPr>
+              <w:rFonts w:ascii="Avenir Next" w:hAnsi="Avenir Next" w:cs="Avenir Next" w:eastAsia="Avenir Next"/>
+              <w:color w:val="5A5F66"/>
+              <w:sz w:val="15"/>
+              <w:szCs w:val="15"/>
+            </w:rPr>
+            <w:fldChar w:fldCharType="separate"/>
+          </w:r>
+          <w:r>
+            <w:rPr>
+              <w:rFonts w:ascii="Avenir Next" w:hAnsi="Avenir Next" w:cs="Avenir Next" w:eastAsia="Avenir Next"/>
+              <w:color w:val="5A5F66"/>
+              <w:sz w:val="15"/>
+              <w:szCs w:val="15"/>
+            </w:rPr>
+            <w:t xml:space="preserve">1</w:t>
+          </w:r>
+          <w:r>
+            <w:rPr>
+              <w:rFonts w:ascii="Avenir Next" w:hAnsi="Avenir Next" w:cs="Avenir Next" w:eastAsia="Avenir Next"/>
+              <w:color w:val="5A5F66"/>
+              <w:sz w:val="15"/>
+              <w:szCs w:val="15"/>
+            </w:rPr>
+            <w:fldChar w:fldCharType="end"/>
           </w:r>
         </w:p>
       </w:tc>
@@ -4104,5 +4225,23 @@
       </w:tblCellMar>
     </w:tblPr>
   </w:style>
+  <w:style w:type="paragraph" w:styleId="Heading1">
+    <w:name w:val="heading 1"/>
+    <w:basedOn w:val="Normal"/>
+    <w:pPr>
+      <w:outlineLvl w:val="0"/>
+      <w:keepNext w:val="0"/>
+      <w:keepLines w:val="0"/>
+    </w:pPr>
+  </w:style>
+  <w:style w:type="paragraph" w:styleId="Heading2">
+    <w:name w:val="heading 2"/>
+    <w:basedOn w:val="Normal"/>
+    <w:pPr>
+      <w:outlineLvl w:val="1"/>
+      <w:keepNext w:val="0"/>
+      <w:keepLines w:val="0"/>
+    </w:pPr>
+  </w:style>
 </w:styles>
 </file>